--- a/POINT/so_that_jeongri.docx
+++ b/POINT/so_that_jeongri.docx
@@ -45,7 +45,7 @@
           <w:szCs w:val="18"/>
           <w:u w:val="none"/>
         </w:rPr>
-        <w:t>중3 문법정리  ·  목적 · 결과 · 정도 · 목적절 조동사 · 구문 전환 · 대명사 · so / such</w:t>
+        <w:t>중3 문법정리  ·  목적 · 결과 · 정도 · 목적절 조동사 · 구문 전환 · 대명사 · so / such · So 도치</w:t>
       </w:r>
       <w:r>
         <w:rPr>
@@ -7087,6 +7087,981 @@
     </w:tbl>
     <w:p>
       <w:pPr>
+        <w:keepNext w:val="0"/>
+        <w:spacing w:before="0" w:after="80"/>
+      </w:pPr>
+      <w:r>
+        <w:rPr>
+          <w:rFonts w:ascii="Malgun Gothic" w:hAnsi="Malgun Gothic" w:eastAsia="Malgun Gothic" w:cs="Malgun Gothic"/>
+          <w:b w:val="0"/>
+          <w:bCs w:val="0"/>
+          <w:i w:val="0"/>
+          <w:iCs w:val="0"/>
+          <w:sz w:val="4"/>
+          <w:szCs w:val="4"/>
+          <w:u w:val="none"/>
+        </w:rPr>
+      </w:r>
+    </w:p>
+    <w:p>
+      <w:pPr>
+        <w:keepNext/>
+        <w:spacing w:before="280" w:after="120"/>
+        <w:pBdr>
+          <w:bottom w:val="single" w:color="1F3864" w:sz="12" w:space="1"/>
+        </w:pBdr>
+      </w:pPr>
+      <w:r>
+        <w:rPr>
+          <w:rFonts w:ascii="Malgun Gothic" w:hAnsi="Malgun Gothic" w:eastAsia="Malgun Gothic" w:cs="Malgun Gothic"/>
+          <w:b/>
+          <w:bCs/>
+          <w:i w:val="0"/>
+          <w:iCs w:val="0"/>
+          <w:color w:val="1F3864"/>
+          <w:sz w:val="26"/>
+          <w:szCs w:val="26"/>
+          <w:u w:val="none"/>
+        </w:rPr>
+        <w:t xml:space="preserve">07  So · Such ~ that 도치 — 대명사 주어여도 의문문 어순</w:t>
+      </w:r>
+    </w:p>
+    <w:tbl>
+      <w:tblPr>
+        <w:tblW w:type="auto" w:w="0"/>
+        <w:jc w:val="left"/>
+        <w:tblLayout w:type="fixed"/>
+        <w:tblLook w:firstColumn="1" w:firstRow="1" w:lastColumn="0" w:lastRow="0" w:noHBand="0" w:noVBand="1" w:val="04A0"/>
+        <w:tblW w:w="9906" w:type="dxa"/>
+        <w:tblLayout w:type="fixed"/>
+      </w:tblPr>
+      <w:tblGrid>
+        <w:gridCol w:w="2300"/>
+        <w:gridCol w:w="3900"/>
+        <w:gridCol w:w="3706"/>
+      </w:tblGrid>
+      <w:tr>
+        <w:trPr>
+          <w:cantSplit/>
+        </w:trPr>
+        <w:tc>
+          <w:tcPr>
+            <w:tcW w:type="dxa" w:w="3302"/>
+            <w:tcW w:w="2300" w:type="dxa"/>
+            <w:tcBorders>
+              <w:top w:val="single" w:color="BFC7D5" w:sz="4"/>
+              <w:left w:val="single" w:color="BFC7D5" w:sz="4"/>
+              <w:bottom w:val="single" w:color="BFC7D5" w:sz="4"/>
+              <w:right w:val="single" w:color="BFC7D5" w:sz="4"/>
+            </w:tcBorders>
+            <w:shd w:val="clear" w:color="auto" w:fill="1F3864"/>
+            <w:tcMar>
+              <w:top w:w="50" w:type="dxa"/>
+              <w:left w:w="90" w:type="dxa"/>
+              <w:bottom w:w="50" w:type="dxa"/>
+              <w:right w:w="90" w:type="dxa"/>
+            </w:tcMar>
+          </w:tcPr>
+          <w:p>
+            <w:pPr>
+              <w:keepNext/>
+            </w:pPr>
+            <w:r>
+              <w:rPr>
+                <w:rFonts w:ascii="Malgun Gothic" w:hAnsi="Malgun Gothic" w:eastAsia="Malgun Gothic" w:cs="Malgun Gothic"/>
+                <w:b/>
+                <w:bCs/>
+                <w:i w:val="0"/>
+                <w:iCs w:val="0"/>
+                <w:color w:val="FFFFFF"/>
+                <w:sz w:val="17"/>
+                <w:szCs w:val="17"/>
+                <w:u w:val="none"/>
+              </w:rPr>
+              <w:t xml:space="preserve">문장 맨 앞</w:t>
+            </w:r>
+          </w:p>
+        </w:tc>
+        <w:tc>
+          <w:tcPr>
+            <w:tcW w:type="dxa" w:w="3302"/>
+            <w:tcW w:w="3900" w:type="dxa"/>
+            <w:tcBorders>
+              <w:top w:val="single" w:color="BFC7D5" w:sz="4"/>
+              <w:left w:val="single" w:color="BFC7D5" w:sz="4"/>
+              <w:bottom w:val="single" w:color="BFC7D5" w:sz="4"/>
+              <w:right w:val="single" w:color="BFC7D5" w:sz="4"/>
+            </w:tcBorders>
+            <w:shd w:val="clear" w:color="auto" w:fill="1F3864"/>
+            <w:tcMar>
+              <w:top w:w="50" w:type="dxa"/>
+              <w:left w:w="90" w:type="dxa"/>
+              <w:bottom w:w="50" w:type="dxa"/>
+              <w:right w:w="90" w:type="dxa"/>
+            </w:tcMar>
+          </w:tcPr>
+          <w:p>
+            <w:pPr>
+              <w:keepNext/>
+            </w:pPr>
+            <w:r>
+              <w:rPr>
+                <w:rFonts w:ascii="Malgun Gothic" w:hAnsi="Malgun Gothic" w:eastAsia="Malgun Gothic" w:cs="Malgun Gothic"/>
+                <w:b/>
+                <w:bCs/>
+                <w:i w:val="0"/>
+                <w:iCs w:val="0"/>
+                <w:color w:val="FFFFFF"/>
+                <w:sz w:val="17"/>
+                <w:szCs w:val="17"/>
+                <w:u w:val="none"/>
+              </w:rPr>
+              <w:t xml:space="preserve">뒤의 어순</w:t>
+            </w:r>
+          </w:p>
+        </w:tc>
+        <w:tc>
+          <w:tcPr>
+            <w:tcW w:type="dxa" w:w="3302"/>
+            <w:tcW w:w="3706" w:type="dxa"/>
+            <w:tcBorders>
+              <w:top w:val="single" w:color="BFC7D5" w:sz="4"/>
+              <w:left w:val="single" w:color="BFC7D5" w:sz="4"/>
+              <w:bottom w:val="single" w:color="BFC7D5" w:sz="4"/>
+              <w:right w:val="single" w:color="BFC7D5" w:sz="4"/>
+            </w:tcBorders>
+            <w:shd w:val="clear" w:color="auto" w:fill="1F3864"/>
+            <w:tcMar>
+              <w:top w:w="50" w:type="dxa"/>
+              <w:left w:w="90" w:type="dxa"/>
+              <w:bottom w:w="50" w:type="dxa"/>
+              <w:right w:w="90" w:type="dxa"/>
+            </w:tcMar>
+          </w:tcPr>
+          <w:p>
+            <w:pPr>
+              <w:keepNext/>
+            </w:pPr>
+            <w:r>
+              <w:rPr>
+                <w:rFonts w:ascii="Malgun Gothic" w:hAnsi="Malgun Gothic" w:eastAsia="Malgun Gothic" w:cs="Malgun Gothic"/>
+                <w:b/>
+                <w:bCs/>
+                <w:i w:val="0"/>
+                <w:iCs w:val="0"/>
+                <w:color w:val="FFFFFF"/>
+                <w:sz w:val="17"/>
+                <w:szCs w:val="17"/>
+                <w:u w:val="none"/>
+              </w:rPr>
+              <w:t xml:space="preserve">예</w:t>
+            </w:r>
+          </w:p>
+        </w:tc>
+      </w:tr>
+      <w:tr>
+        <w:trPr>
+          <w:cantSplit/>
+        </w:trPr>
+        <w:tc>
+          <w:tcPr>
+            <w:tcW w:type="dxa" w:w="3302"/>
+            <w:tcW w:w="2300" w:type="dxa"/>
+            <w:tcBorders>
+              <w:top w:val="single" w:color="BFC7D5" w:sz="4"/>
+              <w:left w:val="single" w:color="BFC7D5" w:sz="4"/>
+              <w:bottom w:val="single" w:color="BFC7D5" w:sz="4"/>
+              <w:right w:val="single" w:color="BFC7D5" w:sz="4"/>
+            </w:tcBorders>
+            <w:tcMar>
+              <w:top w:w="50" w:type="dxa"/>
+              <w:left w:w="90" w:type="dxa"/>
+              <w:bottom w:w="50" w:type="dxa"/>
+              <w:right w:w="90" w:type="dxa"/>
+            </w:tcMar>
+          </w:tcPr>
+          <w:p>
+            <w:pPr>
+              <w:keepNext/>
+            </w:pPr>
+            <w:r>
+              <w:rPr>
+                <w:rFonts w:ascii="Malgun Gothic" w:hAnsi="Malgun Gothic" w:eastAsia="Malgun Gothic" w:cs="Malgun Gothic"/>
+                <w:i w:val="0"/>
+                <w:iCs w:val="0"/>
+                <w:sz w:val="17"/>
+                <w:szCs w:val="17"/>
+                <w:u w:val="none"/>
+              </w:rPr>
+              <w:t xml:space="preserve">So + 형용사 ~ that</w:t>
+            </w:r>
+          </w:p>
+        </w:tc>
+        <w:tc>
+          <w:tcPr>
+            <w:tcW w:type="dxa" w:w="3302"/>
+            <w:tcW w:w="3900" w:type="dxa"/>
+            <w:tcBorders>
+              <w:top w:val="single" w:color="BFC7D5" w:sz="4"/>
+              <w:left w:val="single" w:color="BFC7D5" w:sz="4"/>
+              <w:bottom w:val="single" w:color="BFC7D5" w:sz="4"/>
+              <w:right w:val="single" w:color="BFC7D5" w:sz="4"/>
+            </w:tcBorders>
+            <w:tcMar>
+              <w:top w:w="50" w:type="dxa"/>
+              <w:left w:w="90" w:type="dxa"/>
+              <w:bottom w:w="50" w:type="dxa"/>
+              <w:right w:w="90" w:type="dxa"/>
+            </w:tcMar>
+          </w:tcPr>
+          <w:p>
+            <w:pPr>
+              <w:keepNext/>
+            </w:pPr>
+            <w:r>
+              <w:rPr>
+                <w:rFonts w:ascii="Malgun Gothic" w:hAnsi="Malgun Gothic" w:eastAsia="Malgun Gothic" w:cs="Malgun Gothic"/>
+                <w:i w:val="0"/>
+                <w:iCs w:val="0"/>
+                <w:sz w:val="17"/>
+                <w:szCs w:val="17"/>
+                <w:u w:val="none"/>
+              </w:rPr>
+              <w:t xml:space="preserve">be동사 + 주어</w:t>
+            </w:r>
+          </w:p>
+        </w:tc>
+        <w:tc>
+          <w:tcPr>
+            <w:tcW w:type="dxa" w:w="3302"/>
+            <w:tcW w:w="3706" w:type="dxa"/>
+            <w:tcBorders>
+              <w:top w:val="single" w:color="BFC7D5" w:sz="4"/>
+              <w:left w:val="single" w:color="BFC7D5" w:sz="4"/>
+              <w:bottom w:val="single" w:color="BFC7D5" w:sz="4"/>
+              <w:right w:val="single" w:color="BFC7D5" w:sz="4"/>
+            </w:tcBorders>
+            <w:tcMar>
+              <w:top w:w="50" w:type="dxa"/>
+              <w:left w:w="90" w:type="dxa"/>
+              <w:bottom w:w="50" w:type="dxa"/>
+              <w:right w:w="90" w:type="dxa"/>
+            </w:tcMar>
+          </w:tcPr>
+          <w:p>
+            <w:pPr>
+              <w:keepNext/>
+            </w:pPr>
+            <w:r>
+              <w:rPr>
+                <w:rFonts w:ascii="Malgun Gothic" w:hAnsi="Malgun Gothic" w:eastAsia="Malgun Gothic" w:cs="Malgun Gothic"/>
+                <w:i w:val="0"/>
+                <w:iCs w:val="0"/>
+                <w:sz w:val="17"/>
+                <w:szCs w:val="17"/>
+                <w:u w:val="none"/>
+              </w:rPr>
+              <w:t xml:space="preserve">She was so lonely that ~ → So lonely </w:t>
+            </w:r>
+            <w:r>
+              <w:rPr>
+                <w:b/>
+                <w:rFonts w:ascii="Malgun Gothic" w:hAnsi="Malgun Gothic" w:eastAsia="Malgun Gothic" w:cs="Malgun Gothic"/>
+                <w:i w:val="0"/>
+                <w:iCs w:val="0"/>
+                <w:sz w:val="17"/>
+                <w:szCs w:val="17"/>
+                <w:u w:val="none"/>
+              </w:rPr>
+              <w:t xml:space="preserve">was she</w:t>
+            </w:r>
+            <w:r>
+              <w:rPr>
+                <w:rFonts w:ascii="Malgun Gothic" w:hAnsi="Malgun Gothic" w:eastAsia="Malgun Gothic" w:cs="Malgun Gothic"/>
+                <w:i w:val="0"/>
+                <w:iCs w:val="0"/>
+                <w:sz w:val="17"/>
+                <w:szCs w:val="17"/>
+                <w:u w:val="none"/>
+              </w:rPr>
+              <w:t xml:space="preserve"> that she cried all day.</w:t>
+            </w:r>
+          </w:p>
+        </w:tc>
+      </w:tr>
+      <w:tr>
+        <w:trPr>
+          <w:cantSplit/>
+        </w:trPr>
+        <w:tc>
+          <w:tcPr>
+            <w:tcW w:type="dxa" w:w="3302"/>
+            <w:tcW w:w="2300" w:type="dxa"/>
+            <w:tcBorders>
+              <w:top w:val="single" w:color="BFC7D5" w:sz="4"/>
+              <w:left w:val="single" w:color="BFC7D5" w:sz="4"/>
+              <w:bottom w:val="single" w:color="BFC7D5" w:sz="4"/>
+              <w:right w:val="single" w:color="BFC7D5" w:sz="4"/>
+            </w:tcBorders>
+            <w:tcMar>
+              <w:top w:w="50" w:type="dxa"/>
+              <w:left w:w="90" w:type="dxa"/>
+              <w:bottom w:w="50" w:type="dxa"/>
+              <w:right w:w="90" w:type="dxa"/>
+            </w:tcMar>
+          </w:tcPr>
+          <w:p>
+            <w:pPr>
+              <w:keepNext/>
+            </w:pPr>
+            <w:r>
+              <w:rPr>
+                <w:rFonts w:ascii="Malgun Gothic" w:hAnsi="Malgun Gothic" w:eastAsia="Malgun Gothic" w:cs="Malgun Gothic"/>
+                <w:i w:val="0"/>
+                <w:iCs w:val="0"/>
+                <w:sz w:val="17"/>
+                <w:szCs w:val="17"/>
+                <w:u w:val="none"/>
+              </w:rPr>
+              <w:t xml:space="preserve">So + 부사 ~ that (조동사)</w:t>
+            </w:r>
+          </w:p>
+        </w:tc>
+        <w:tc>
+          <w:tcPr>
+            <w:tcW w:type="dxa" w:w="3302"/>
+            <w:tcW w:w="3900" w:type="dxa"/>
+            <w:tcBorders>
+              <w:top w:val="single" w:color="BFC7D5" w:sz="4"/>
+              <w:left w:val="single" w:color="BFC7D5" w:sz="4"/>
+              <w:bottom w:val="single" w:color="BFC7D5" w:sz="4"/>
+              <w:right w:val="single" w:color="BFC7D5" w:sz="4"/>
+            </w:tcBorders>
+            <w:tcMar>
+              <w:top w:w="50" w:type="dxa"/>
+              <w:left w:w="90" w:type="dxa"/>
+              <w:bottom w:w="50" w:type="dxa"/>
+              <w:right w:w="90" w:type="dxa"/>
+            </w:tcMar>
+          </w:tcPr>
+          <w:p>
+            <w:pPr>
+              <w:keepNext/>
+            </w:pPr>
+            <w:r>
+              <w:rPr>
+                <w:rFonts w:ascii="Malgun Gothic" w:hAnsi="Malgun Gothic" w:eastAsia="Malgun Gothic" w:cs="Malgun Gothic"/>
+                <w:i w:val="0"/>
+                <w:iCs w:val="0"/>
+                <w:sz w:val="17"/>
+                <w:szCs w:val="17"/>
+                <w:u w:val="none"/>
+              </w:rPr>
+              <w:t xml:space="preserve">조동사 + 주어 + 동사원형</w:t>
+            </w:r>
+          </w:p>
+        </w:tc>
+        <w:tc>
+          <w:tcPr>
+            <w:tcW w:type="dxa" w:w="3302"/>
+            <w:tcW w:w="3706" w:type="dxa"/>
+            <w:tcBorders>
+              <w:top w:val="single" w:color="BFC7D5" w:sz="4"/>
+              <w:left w:val="single" w:color="BFC7D5" w:sz="4"/>
+              <w:bottom w:val="single" w:color="BFC7D5" w:sz="4"/>
+              <w:right w:val="single" w:color="BFC7D5" w:sz="4"/>
+            </w:tcBorders>
+            <w:tcMar>
+              <w:top w:w="50" w:type="dxa"/>
+              <w:left w:w="90" w:type="dxa"/>
+              <w:bottom w:w="50" w:type="dxa"/>
+              <w:right w:w="90" w:type="dxa"/>
+            </w:tcMar>
+          </w:tcPr>
+          <w:p>
+            <w:pPr>
+              <w:keepNext/>
+            </w:pPr>
+            <w:r>
+              <w:rPr>
+                <w:rFonts w:ascii="Malgun Gothic" w:hAnsi="Malgun Gothic" w:eastAsia="Malgun Gothic" w:cs="Malgun Gothic"/>
+                <w:i w:val="0"/>
+                <w:iCs w:val="0"/>
+                <w:sz w:val="17"/>
+                <w:szCs w:val="17"/>
+                <w:u w:val="none"/>
+              </w:rPr>
+              <w:t xml:space="preserve">So quickly </w:t>
+            </w:r>
+            <w:r>
+              <w:rPr>
+                <w:b/>
+                <w:rFonts w:ascii="Malgun Gothic" w:hAnsi="Malgun Gothic" w:eastAsia="Malgun Gothic" w:cs="Malgun Gothic"/>
+                <w:i w:val="0"/>
+                <w:iCs w:val="0"/>
+                <w:sz w:val="17"/>
+                <w:szCs w:val="17"/>
+                <w:u w:val="none"/>
+              </w:rPr>
+              <w:t xml:space="preserve">can this machine work</w:t>
+            </w:r>
+            <w:r>
+              <w:rPr>
+                <w:rFonts w:ascii="Malgun Gothic" w:hAnsi="Malgun Gothic" w:eastAsia="Malgun Gothic" w:cs="Malgun Gothic"/>
+                <w:i w:val="0"/>
+                <w:iCs w:val="0"/>
+                <w:sz w:val="17"/>
+                <w:szCs w:val="17"/>
+                <w:u w:val="none"/>
+              </w:rPr>
+              <w:t xml:space="preserve"> that it saves a lot of time.</w:t>
+            </w:r>
+          </w:p>
+        </w:tc>
+      </w:tr>
+      <w:tr>
+        <w:trPr>
+          <w:cantSplit/>
+        </w:trPr>
+        <w:tc>
+          <w:tcPr>
+            <w:tcW w:type="dxa" w:w="3302"/>
+            <w:tcW w:w="2300" w:type="dxa"/>
+            <w:tcBorders>
+              <w:top w:val="single" w:color="BFC7D5" w:sz="4"/>
+              <w:left w:val="single" w:color="BFC7D5" w:sz="4"/>
+              <w:bottom w:val="single" w:color="BFC7D5" w:sz="4"/>
+              <w:right w:val="single" w:color="BFC7D5" w:sz="4"/>
+            </w:tcBorders>
+            <w:tcMar>
+              <w:top w:w="50" w:type="dxa"/>
+              <w:left w:w="90" w:type="dxa"/>
+              <w:bottom w:w="50" w:type="dxa"/>
+              <w:right w:w="90" w:type="dxa"/>
+            </w:tcMar>
+          </w:tcPr>
+          <w:p>
+            <w:pPr>
+              <w:keepNext/>
+            </w:pPr>
+            <w:r>
+              <w:rPr>
+                <w:rFonts w:ascii="Malgun Gothic" w:hAnsi="Malgun Gothic" w:eastAsia="Malgun Gothic" w:cs="Malgun Gothic"/>
+                <w:i w:val="0"/>
+                <w:iCs w:val="0"/>
+                <w:sz w:val="17"/>
+                <w:szCs w:val="17"/>
+                <w:u w:val="none"/>
+              </w:rPr>
+              <w:t xml:space="preserve">So + 부사 ~ that (일반동사)</w:t>
+            </w:r>
+          </w:p>
+        </w:tc>
+        <w:tc>
+          <w:tcPr>
+            <w:tcW w:type="dxa" w:w="3302"/>
+            <w:tcW w:w="3900" w:type="dxa"/>
+            <w:tcBorders>
+              <w:top w:val="single" w:color="BFC7D5" w:sz="4"/>
+              <w:left w:val="single" w:color="BFC7D5" w:sz="4"/>
+              <w:bottom w:val="single" w:color="BFC7D5" w:sz="4"/>
+              <w:right w:val="single" w:color="BFC7D5" w:sz="4"/>
+            </w:tcBorders>
+            <w:tcMar>
+              <w:top w:w="50" w:type="dxa"/>
+              <w:left w:w="90" w:type="dxa"/>
+              <w:bottom w:w="50" w:type="dxa"/>
+              <w:right w:w="90" w:type="dxa"/>
+            </w:tcMar>
+          </w:tcPr>
+          <w:p>
+            <w:pPr>
+              <w:keepNext/>
+            </w:pPr>
+            <w:r>
+              <w:rPr>
+                <w:rFonts w:ascii="Malgun Gothic" w:hAnsi="Malgun Gothic" w:eastAsia="Malgun Gothic" w:cs="Malgun Gothic"/>
+                <w:i w:val="0"/>
+                <w:iCs w:val="0"/>
+                <w:sz w:val="17"/>
+                <w:szCs w:val="17"/>
+                <w:u w:val="none"/>
+              </w:rPr>
+              <w:t xml:space="preserve">do / does / did + 주어 + 동사원형</w:t>
+            </w:r>
+          </w:p>
+        </w:tc>
+        <w:tc>
+          <w:tcPr>
+            <w:tcW w:type="dxa" w:w="3302"/>
+            <w:tcW w:w="3706" w:type="dxa"/>
+            <w:tcBorders>
+              <w:top w:val="single" w:color="BFC7D5" w:sz="4"/>
+              <w:left w:val="single" w:color="BFC7D5" w:sz="4"/>
+              <w:bottom w:val="single" w:color="BFC7D5" w:sz="4"/>
+              <w:right w:val="single" w:color="BFC7D5" w:sz="4"/>
+            </w:tcBorders>
+            <w:tcMar>
+              <w:top w:w="50" w:type="dxa"/>
+              <w:left w:w="90" w:type="dxa"/>
+              <w:bottom w:w="50" w:type="dxa"/>
+              <w:right w:w="90" w:type="dxa"/>
+            </w:tcMar>
+          </w:tcPr>
+          <w:p>
+            <w:pPr>
+              <w:keepNext/>
+            </w:pPr>
+            <w:r>
+              <w:rPr>
+                <w:rFonts w:ascii="Malgun Gothic" w:hAnsi="Malgun Gothic" w:eastAsia="Malgun Gothic" w:cs="Malgun Gothic"/>
+                <w:i w:val="0"/>
+                <w:iCs w:val="0"/>
+                <w:sz w:val="17"/>
+                <w:szCs w:val="17"/>
+                <w:u w:val="none"/>
+              </w:rPr>
+              <w:t xml:space="preserve">He studied so hard that ~ → So hard </w:t>
+            </w:r>
+            <w:r>
+              <w:rPr>
+                <w:b/>
+                <w:rFonts w:ascii="Malgun Gothic" w:hAnsi="Malgun Gothic" w:eastAsia="Malgun Gothic" w:cs="Malgun Gothic"/>
+                <w:i w:val="0"/>
+                <w:iCs w:val="0"/>
+                <w:sz w:val="17"/>
+                <w:szCs w:val="17"/>
+                <w:u w:val="none"/>
+              </w:rPr>
+              <w:t xml:space="preserve">did he study</w:t>
+            </w:r>
+            <w:r>
+              <w:rPr>
+                <w:rFonts w:ascii="Malgun Gothic" w:hAnsi="Malgun Gothic" w:eastAsia="Malgun Gothic" w:cs="Malgun Gothic"/>
+                <w:i w:val="0"/>
+                <w:iCs w:val="0"/>
+                <w:sz w:val="17"/>
+                <w:szCs w:val="17"/>
+                <w:u w:val="none"/>
+              </w:rPr>
+              <w:t xml:space="preserve"> that he passed.</w:t>
+            </w:r>
+          </w:p>
+        </w:tc>
+      </w:tr>
+      <w:tr>
+        <w:trPr>
+          <w:cantSplit/>
+        </w:trPr>
+        <w:tc>
+          <w:tcPr>
+            <w:tcW w:type="dxa" w:w="3302"/>
+            <w:tcW w:w="2300" w:type="dxa"/>
+            <w:tcBorders>
+              <w:top w:val="single" w:color="BFC7D5" w:sz="4"/>
+              <w:left w:val="single" w:color="BFC7D5" w:sz="4"/>
+              <w:bottom w:val="single" w:color="BFC7D5" w:sz="4"/>
+              <w:right w:val="single" w:color="BFC7D5" w:sz="4"/>
+            </w:tcBorders>
+            <w:tcMar>
+              <w:top w:w="50" w:type="dxa"/>
+              <w:left w:w="90" w:type="dxa"/>
+              <w:bottom w:w="50" w:type="dxa"/>
+              <w:right w:w="90" w:type="dxa"/>
+            </w:tcMar>
+          </w:tcPr>
+          <w:p>
+            <w:r>
+              <w:rPr>
+                <w:rFonts w:ascii="Malgun Gothic" w:hAnsi="Malgun Gothic" w:eastAsia="Malgun Gothic" w:cs="Malgun Gothic"/>
+                <w:i w:val="0"/>
+                <w:iCs w:val="0"/>
+                <w:sz w:val="17"/>
+                <w:szCs w:val="17"/>
+                <w:u w:val="none"/>
+              </w:rPr>
+              <w:t xml:space="preserve">Such + be ~ that</w:t>
+            </w:r>
+          </w:p>
+        </w:tc>
+        <w:tc>
+          <w:tcPr>
+            <w:tcW w:type="dxa" w:w="3302"/>
+            <w:tcW w:w="3900" w:type="dxa"/>
+            <w:tcBorders>
+              <w:top w:val="single" w:color="BFC7D5" w:sz="4"/>
+              <w:left w:val="single" w:color="BFC7D5" w:sz="4"/>
+              <w:bottom w:val="single" w:color="BFC7D5" w:sz="4"/>
+              <w:right w:val="single" w:color="BFC7D5" w:sz="4"/>
+            </w:tcBorders>
+            <w:tcMar>
+              <w:top w:w="50" w:type="dxa"/>
+              <w:left w:w="90" w:type="dxa"/>
+              <w:bottom w:w="50" w:type="dxa"/>
+              <w:right w:w="90" w:type="dxa"/>
+            </w:tcMar>
+          </w:tcPr>
+          <w:p>
+            <w:r>
+              <w:rPr>
+                <w:rFonts w:ascii="Malgun Gothic" w:hAnsi="Malgun Gothic" w:eastAsia="Malgun Gothic" w:cs="Malgun Gothic"/>
+                <w:i w:val="0"/>
+                <w:iCs w:val="0"/>
+                <w:sz w:val="17"/>
+                <w:szCs w:val="17"/>
+                <w:u w:val="none"/>
+              </w:rPr>
+              <w:t xml:space="preserve">be동사 + 명사 주어</w:t>
+            </w:r>
+          </w:p>
+        </w:tc>
+        <w:tc>
+          <w:tcPr>
+            <w:tcW w:type="dxa" w:w="3302"/>
+            <w:tcW w:w="3706" w:type="dxa"/>
+            <w:tcBorders>
+              <w:top w:val="single" w:color="BFC7D5" w:sz="4"/>
+              <w:left w:val="single" w:color="BFC7D5" w:sz="4"/>
+              <w:bottom w:val="single" w:color="BFC7D5" w:sz="4"/>
+              <w:right w:val="single" w:color="BFC7D5" w:sz="4"/>
+            </w:tcBorders>
+            <w:tcMar>
+              <w:top w:w="50" w:type="dxa"/>
+              <w:left w:w="90" w:type="dxa"/>
+              <w:bottom w:w="50" w:type="dxa"/>
+              <w:right w:w="90" w:type="dxa"/>
+            </w:tcMar>
+          </w:tcPr>
+          <w:p>
+            <w:r>
+              <w:rPr>
+                <w:b/>
+                <w:rFonts w:ascii="Malgun Gothic" w:hAnsi="Malgun Gothic" w:eastAsia="Malgun Gothic" w:cs="Malgun Gothic"/>
+                <w:i w:val="0"/>
+                <w:iCs w:val="0"/>
+                <w:sz w:val="17"/>
+                <w:szCs w:val="17"/>
+                <w:u w:val="none"/>
+              </w:rPr>
+              <w:t xml:space="preserve">Such was</w:t>
+            </w:r>
+            <w:r>
+              <w:rPr>
+                <w:rFonts w:ascii="Malgun Gothic" w:hAnsi="Malgun Gothic" w:eastAsia="Malgun Gothic" w:cs="Malgun Gothic"/>
+                <w:i w:val="0"/>
+                <w:iCs w:val="0"/>
+                <w:sz w:val="17"/>
+                <w:szCs w:val="17"/>
+                <w:u w:val="none"/>
+              </w:rPr>
+              <w:t xml:space="preserve"> his anger that nobody dared to speak.</w:t>
+            </w:r>
+          </w:p>
+        </w:tc>
+      </w:tr>
+      <w:tr>
+        <w:trPr>
+          <w:cantSplit/>
+        </w:trPr>
+        <w:tc>
+          <w:tcPr>
+            <w:tcW w:type="dxa" w:w="3302"/>
+            <w:tcW w:w="2300" w:type="dxa"/>
+            <w:tcBorders>
+              <w:top w:val="single" w:color="BFC7D5" w:sz="4"/>
+              <w:left w:val="single" w:color="BFC7D5" w:sz="4"/>
+              <w:bottom w:val="single" w:color="BFC7D5" w:sz="4"/>
+              <w:right w:val="single" w:color="BFC7D5" w:sz="4"/>
+            </w:tcBorders>
+            <w:tcMar>
+              <w:top w:w="50" w:type="dxa"/>
+              <w:left w:w="90" w:type="dxa"/>
+              <w:bottom w:w="50" w:type="dxa"/>
+              <w:right w:w="90" w:type="dxa"/>
+            </w:tcMar>
+          </w:tcPr>
+          <w:p>
+            <w:r>
+              <w:rPr>
+                <w:rFonts w:ascii="Malgun Gothic" w:hAnsi="Malgun Gothic" w:eastAsia="Malgun Gothic" w:cs="Malgun Gothic"/>
+                <w:i w:val="0"/>
+                <w:iCs w:val="0"/>
+                <w:sz w:val="17"/>
+                <w:szCs w:val="17"/>
+                <w:u w:val="none"/>
+              </w:rPr>
+              <w:t xml:space="preserve">비교: so 없는 장소 부사 · 보어</w:t>
+            </w:r>
+          </w:p>
+        </w:tc>
+        <w:tc>
+          <w:tcPr>
+            <w:tcW w:type="dxa" w:w="3302"/>
+            <w:tcW w:w="3900" w:type="dxa"/>
+            <w:tcBorders>
+              <w:top w:val="single" w:color="BFC7D5" w:sz="4"/>
+              <w:left w:val="single" w:color="BFC7D5" w:sz="4"/>
+              <w:bottom w:val="single" w:color="BFC7D5" w:sz="4"/>
+              <w:right w:val="single" w:color="BFC7D5" w:sz="4"/>
+            </w:tcBorders>
+            <w:tcMar>
+              <w:top w:w="50" w:type="dxa"/>
+              <w:left w:w="90" w:type="dxa"/>
+              <w:bottom w:w="50" w:type="dxa"/>
+              <w:right w:w="90" w:type="dxa"/>
+            </w:tcMar>
+          </w:tcPr>
+          <w:p>
+            <w:r>
+              <w:rPr>
+                <w:rFonts w:ascii="Malgun Gothic" w:hAnsi="Malgun Gothic" w:eastAsia="Malgun Gothic" w:cs="Malgun Gothic"/>
+                <w:i w:val="0"/>
+                <w:iCs w:val="0"/>
+                <w:sz w:val="17"/>
+                <w:szCs w:val="17"/>
+                <w:u w:val="none"/>
+              </w:rPr>
+              <w:t xml:space="preserve">동사 + 명사 주어 / 대명사 주어는 도치 ✕</w:t>
+            </w:r>
+          </w:p>
+        </w:tc>
+        <w:tc>
+          <w:tcPr>
+            <w:tcW w:type="dxa" w:w="3302"/>
+            <w:tcW w:w="3706" w:type="dxa"/>
+            <w:tcBorders>
+              <w:top w:val="single" w:color="BFC7D5" w:sz="4"/>
+              <w:left w:val="single" w:color="BFC7D5" w:sz="4"/>
+              <w:bottom w:val="single" w:color="BFC7D5" w:sz="4"/>
+              <w:right w:val="single" w:color="BFC7D5" w:sz="4"/>
+            </w:tcBorders>
+            <w:tcMar>
+              <w:top w:w="50" w:type="dxa"/>
+              <w:left w:w="90" w:type="dxa"/>
+              <w:bottom w:w="50" w:type="dxa"/>
+              <w:right w:w="90" w:type="dxa"/>
+            </w:tcMar>
+          </w:tcPr>
+          <w:p>
+            <w:r>
+              <w:rPr>
+                <w:rFonts w:ascii="Malgun Gothic" w:hAnsi="Malgun Gothic" w:eastAsia="Malgun Gothic" w:cs="Malgun Gothic"/>
+                <w:i w:val="0"/>
+                <w:iCs w:val="0"/>
+                <w:sz w:val="17"/>
+                <w:szCs w:val="17"/>
+                <w:u w:val="none"/>
+              </w:rPr>
+              <w:t xml:space="preserve">Here comes the bus. / Here </w:t>
+            </w:r>
+            <w:r>
+              <w:rPr>
+                <w:b/>
+                <w:rFonts w:ascii="Malgun Gothic" w:hAnsi="Malgun Gothic" w:eastAsia="Malgun Gothic" w:cs="Malgun Gothic"/>
+                <w:i w:val="0"/>
+                <w:iCs w:val="0"/>
+                <w:sz w:val="17"/>
+                <w:szCs w:val="17"/>
+                <w:u w:val="none"/>
+              </w:rPr>
+              <w:t xml:space="preserve">he comes</w:t>
+            </w:r>
+            <w:r>
+              <w:rPr>
+                <w:rFonts w:ascii="Malgun Gothic" w:hAnsi="Malgun Gothic" w:eastAsia="Malgun Gothic" w:cs="Malgun Gothic"/>
+                <w:i w:val="0"/>
+                <w:iCs w:val="0"/>
+                <w:sz w:val="17"/>
+                <w:szCs w:val="17"/>
+                <w:u w:val="none"/>
+              </w:rPr>
+              <w:t xml:space="preserve">. (comes he ✕)</w:t>
+            </w:r>
+          </w:p>
+        </w:tc>
+      </w:tr>
+    </w:tbl>
+    <w:p>
+      <w:pPr>
+        <w:keepNext w:val="0"/>
+        <w:spacing w:before="0" w:after="80"/>
+      </w:pPr>
+      <w:r>
+        <w:rPr>
+          <w:rFonts w:ascii="Malgun Gothic" w:hAnsi="Malgun Gothic" w:eastAsia="Malgun Gothic" w:cs="Malgun Gothic"/>
+          <w:b w:val="0"/>
+          <w:bCs w:val="0"/>
+          <w:i w:val="0"/>
+          <w:iCs w:val="0"/>
+          <w:sz w:val="4"/>
+          <w:szCs w:val="4"/>
+          <w:u w:val="none"/>
+        </w:rPr>
+      </w:r>
+    </w:p>
+    <w:tbl>
+      <w:tblPr>
+        <w:tblW w:type="auto" w:w="0"/>
+        <w:jc w:val="left"/>
+        <w:tblLayout w:type="fixed"/>
+        <w:tblLook w:firstColumn="1" w:firstRow="1" w:lastColumn="0" w:lastRow="0" w:noHBand="0" w:noVBand="1" w:val="04A0"/>
+        <w:tblW w:w="9906" w:type="dxa"/>
+        <w:tblLayout w:type="fixed"/>
+      </w:tblPr>
+      <w:tblGrid>
+        <w:gridCol w:w="9906"/>
+      </w:tblGrid>
+      <w:tr>
+        <w:tc>
+          <w:tcPr>
+            <w:tcW w:type="dxa" w:w="9906"/>
+            <w:tcW w:w="9906" w:type="dxa"/>
+            <w:tcBorders>
+              <w:top w:val="none" w:color="FFFFFF" w:sz="0"/>
+              <w:left w:val="single" w:color="B71C1C" w:sz="24"/>
+              <w:bottom w:val="none" w:color="FFFFFF" w:sz="0"/>
+              <w:right w:val="none" w:color="FFFFFF" w:sz="0"/>
+            </w:tcBorders>
+            <w:shd w:val="clear" w:color="auto" w:fill="FBEDED"/>
+            <w:tcMar>
+              <w:top w:w="90" w:type="dxa"/>
+              <w:left w:w="180" w:type="dxa"/>
+              <w:bottom w:w="90" w:type="dxa"/>
+              <w:right w:w="140" w:type="dxa"/>
+            </w:tcMar>
+          </w:tcPr>
+          <w:p>
+            <w:pPr>
+              <w:spacing w:after="40"/>
+            </w:pPr>
+            <w:r>
+              <w:rPr>
+                <w:rFonts w:ascii="Malgun Gothic" w:hAnsi="Malgun Gothic" w:eastAsia="Malgun Gothic" w:cs="Malgun Gothic"/>
+                <w:b/>
+                <w:bCs/>
+                <w:i w:val="0"/>
+                <w:iCs w:val="0"/>
+                <w:color w:val="B71C1C"/>
+                <w:sz w:val="17"/>
+                <w:szCs w:val="17"/>
+                <w:u w:val="none"/>
+              </w:rPr>
+              <w:t>★ 왜 대명사인데도 도치되는가</w:t>
+            </w:r>
+          </w:p>
+          <w:p>
+            <w:pPr>
+              <w:spacing w:after="30"/>
+            </w:pPr>
+            <w:r>
+              <w:rPr>
+                <w:rFonts w:ascii="Malgun Gothic" w:hAnsi="Malgun Gothic" w:eastAsia="Malgun Gothic" w:cs="Malgun Gothic"/>
+                <w:b/>
+                <w:bCs/>
+                <w:i w:val="0"/>
+                <w:iCs w:val="0"/>
+                <w:sz w:val="18"/>
+                <w:szCs w:val="18"/>
+                <w:u w:val="none"/>
+              </w:rPr>
+              <w:t xml:space="preserve">①</w:t>
+            </w:r>
+            <w:r>
+              <w:t xml:space="preserve"> 보어 · 장소 부사 도치는 동사 전체가 넘어가는 「완전 도치」라서 대명사 주어(he · she · it)면 일어나지 않는다. </w:t>
+            </w:r>
+            <w:r>
+              <w:rPr>
+                <w:b/>
+              </w:rPr>
+              <w:t xml:space="preserve">So + 형/부</w:t>
+            </w:r>
+            <w:r>
+              <w:t xml:space="preserve">와 부정어 · Only는 「의문문 어순 도치」라서 주어가 대명사여도 반드시 도치한다.</w:t>
+            </w:r>
+          </w:p>
+          <w:p>
+            <w:pPr>
+              <w:spacing w:after="30"/>
+            </w:pPr>
+            <w:r>
+              <w:rPr>
+                <w:rFonts w:ascii="Malgun Gothic" w:hAnsi="Malgun Gothic" w:eastAsia="Malgun Gothic" w:cs="Malgun Gothic"/>
+                <w:b/>
+                <w:bCs/>
+                <w:i w:val="0"/>
+                <w:iCs w:val="0"/>
+                <w:sz w:val="18"/>
+                <w:szCs w:val="18"/>
+                <w:u w:val="none"/>
+              </w:rPr>
+              <w:t xml:space="preserve">②</w:t>
+            </w:r>
+            <w:r>
+              <w:t xml:space="preserve"> 도치를 일으키는 것은 so다. so ~ 가 제자리에 있으면 평서문 어순: He studied </w:t>
+            </w:r>
+            <w:r>
+              <w:rPr>
+                <w:b/>
+              </w:rPr>
+              <w:t xml:space="preserve">so hard</w:t>
+            </w:r>
+            <w:r>
+              <w:t xml:space="preserve"> that ~ / so that(목적)절 안도 평서문: so that </w:t>
+            </w:r>
+            <w:r>
+              <w:rPr>
+                <w:b/>
+              </w:rPr>
+              <w:t xml:space="preserve">I could</w:t>
+            </w:r>
+            <w:r>
+              <w:t xml:space="preserve"> catch ~ (could I ✕)</w:t>
+            </w:r>
+          </w:p>
+          <w:p>
+            <w:pPr>
+              <w:spacing w:after="30"/>
+            </w:pPr>
+            <w:r>
+              <w:rPr>
+                <w:rFonts w:ascii="Malgun Gothic" w:hAnsi="Malgun Gothic" w:eastAsia="Malgun Gothic" w:cs="Malgun Gothic"/>
+                <w:b/>
+                <w:bCs/>
+                <w:i w:val="0"/>
+                <w:iCs w:val="0"/>
+                <w:sz w:val="18"/>
+                <w:szCs w:val="18"/>
+                <w:u w:val="none"/>
+              </w:rPr>
+              <w:t xml:space="preserve">③</w:t>
+            </w:r>
+            <w:r>
+              <w:t xml:space="preserve"> be동사는 뒤의 진짜 주어에 맞춘다: So tired </w:t>
+            </w:r>
+            <w:r>
+              <w:rPr>
+                <w:b/>
+              </w:rPr>
+              <w:t xml:space="preserve">were the children</w:t>
+            </w:r>
+            <w:r>
+              <w:t xml:space="preserve"> ~ / do · does · did 뒤 본동사는 원형: So hard did he </w:t>
+            </w:r>
+            <w:r>
+              <w:rPr>
+                <w:b/>
+              </w:rPr>
+              <w:t xml:space="preserve">study</w:t>
+            </w:r>
+            <w:r>
+              <w:t xml:space="preserve"> (studied ✕)</w:t>
+            </w:r>
+          </w:p>
+        </w:tc>
+      </w:tr>
+    </w:tbl>
+    <w:p>
+      <w:pPr>
         <w:spacing w:before="0" w:after="0" w:line="20" w:lineRule="exact"/>
         <w:sectPr>
           <w:footerReference w:type="default" r:id="rId9"/>
@@ -17561,6 +18536,1263 @@
           <w:u w:val="none"/>
         </w:rPr>
         <w:t>.</w:t>
+      </w:r>
+    </w:p>
+    <w:p>
+      <w:pPr>
+        <w:keepNext/>
+        <w:spacing w:before="280" w:after="120"/>
+        <w:pBdr>
+          <w:bottom w:val="single" w:color="1F3864" w:sz="12" w:space="1"/>
+        </w:pBdr>
+      </w:pPr>
+      <w:r>
+        <w:rPr>
+          <w:rFonts w:ascii="Malgun Gothic" w:hAnsi="Malgun Gothic" w:eastAsia="Malgun Gothic" w:cs="Malgun Gothic"/>
+          <w:b/>
+          <w:bCs/>
+          <w:i w:val="0"/>
+          <w:iCs w:val="0"/>
+          <w:color w:val="1F3864"/>
+          <w:sz w:val="26"/>
+          <w:szCs w:val="26"/>
+          <w:u w:val="none"/>
+        </w:rPr>
+        <w:t xml:space="preserve">H.  So · Such ~ that 도치 — 대명사 주어여도 의문문 어순</w:t>
+      </w:r>
+    </w:p>
+    <w:p>
+      <w:pPr>
+        <w:keepNext/>
+        <w:spacing w:before="0" w:after="80"/>
+      </w:pPr>
+      <w:r>
+        <w:rPr>
+          <w:rFonts w:ascii="Malgun Gothic" w:hAnsi="Malgun Gothic" w:eastAsia="Malgun Gothic" w:cs="Malgun Gothic"/>
+          <w:b w:val="0"/>
+          <w:bCs w:val="0"/>
+          <w:i w:val="0"/>
+          <w:iCs w:val="0"/>
+          <w:color w:val="333333"/>
+          <w:sz w:val="17"/>
+          <w:szCs w:val="17"/>
+          <w:u w:val="none"/>
+        </w:rPr>
+        <w:t xml:space="preserve">01~08은 알맞은 것을 고르고, 09~12는 두 문장의 뜻이 같도록 빈칸을 채우세요. be · 조동사 · do 중 무엇이 주어 앞에 오는지, 동사가 뒤의 주어에 맞는지 점검합니다.</w:t>
+      </w:r>
+    </w:p>
+    <w:p>
+      <w:pPr>
+        <w:keepNext w:val="0"/>
+        <w:spacing w:before="60" w:after="20"/>
+        <w:ind w:left="400" w:hanging="400"/>
+      </w:pPr>
+      <w:r>
+        <w:rPr>
+          <w:rFonts w:ascii="Malgun Gothic" w:hAnsi="Malgun Gothic" w:eastAsia="Malgun Gothic" w:cs="Malgun Gothic"/>
+          <w:b/>
+          <w:bCs/>
+          <w:i w:val="0"/>
+          <w:iCs w:val="0"/>
+          <w:color w:val="1F3864"/>
+          <w:sz w:val="18"/>
+          <w:szCs w:val="18"/>
+          <w:u w:val="none"/>
+        </w:rPr>
+        <w:t xml:space="preserve">01  </w:t>
+      </w:r>
+      <w:r>
+        <w:rPr>
+          <w:rFonts w:ascii="Malgun Gothic" w:hAnsi="Malgun Gothic" w:eastAsia="Malgun Gothic" w:cs="Malgun Gothic"/>
+          <w:b w:val="0"/>
+          <w:bCs w:val="0"/>
+          <w:i w:val="0"/>
+          <w:iCs w:val="0"/>
+          <w:sz w:val="18"/>
+          <w:szCs w:val="18"/>
+          <w:u w:val="none"/>
+        </w:rPr>
+        <w:t xml:space="preserve">So lonely </w:t>
+      </w:r>
+      <w:r>
+        <w:rPr>
+          <w:rFonts w:ascii="Malgun Gothic" w:hAnsi="Malgun Gothic" w:eastAsia="Malgun Gothic" w:cs="Malgun Gothic"/>
+          <w:b w:val="0"/>
+          <w:bCs w:val="0"/>
+          <w:i w:val="0"/>
+          <w:iCs w:val="0"/>
+          <w:color w:val="6B6B6B"/>
+          <w:sz w:val="18"/>
+          <w:szCs w:val="18"/>
+          <w:u w:val="none"/>
+        </w:rPr>
+        <w:t xml:space="preserve">( </w:t>
+      </w:r>
+      <w:r>
+        <w:rPr>
+          <w:rFonts w:ascii="Malgun Gothic" w:hAnsi="Malgun Gothic" w:eastAsia="Malgun Gothic" w:cs="Malgun Gothic"/>
+          <w:b w:val="0"/>
+          <w:bCs w:val="0"/>
+          <w:i w:val="0"/>
+          <w:iCs w:val="0"/>
+          <w:sz w:val="18"/>
+          <w:szCs w:val="18"/>
+          <w:u w:val="none"/>
+        </w:rPr>
+        <w:t xml:space="preserve">was she</w:t>
+      </w:r>
+      <w:r>
+        <w:rPr>
+          <w:rFonts w:ascii="Malgun Gothic" w:hAnsi="Malgun Gothic" w:eastAsia="Malgun Gothic" w:cs="Malgun Gothic"/>
+          <w:b w:val="0"/>
+          <w:bCs w:val="0"/>
+          <w:i w:val="0"/>
+          <w:iCs w:val="0"/>
+          <w:color w:val="6B6B6B"/>
+          <w:sz w:val="18"/>
+          <w:szCs w:val="18"/>
+          <w:u w:val="none"/>
+        </w:rPr>
+        <w:t xml:space="preserve"> / </w:t>
+      </w:r>
+      <w:r>
+        <w:rPr>
+          <w:rFonts w:ascii="Malgun Gothic" w:hAnsi="Malgun Gothic" w:eastAsia="Malgun Gothic" w:cs="Malgun Gothic"/>
+          <w:b w:val="0"/>
+          <w:bCs w:val="0"/>
+          <w:i w:val="0"/>
+          <w:iCs w:val="0"/>
+          <w:sz w:val="18"/>
+          <w:szCs w:val="18"/>
+          <w:u w:val="none"/>
+        </w:rPr>
+        <w:t xml:space="preserve">she was</w:t>
+      </w:r>
+      <w:r>
+        <w:rPr>
+          <w:rFonts w:ascii="Malgun Gothic" w:hAnsi="Malgun Gothic" w:eastAsia="Malgun Gothic" w:cs="Malgun Gothic"/>
+          <w:b w:val="0"/>
+          <w:bCs w:val="0"/>
+          <w:i w:val="0"/>
+          <w:iCs w:val="0"/>
+          <w:color w:val="6B6B6B"/>
+          <w:sz w:val="18"/>
+          <w:szCs w:val="18"/>
+          <w:u w:val="none"/>
+        </w:rPr>
+        <w:t xml:space="preserve"> )</w:t>
+      </w:r>
+      <w:r>
+        <w:rPr>
+          <w:rFonts w:ascii="Malgun Gothic" w:hAnsi="Malgun Gothic" w:eastAsia="Malgun Gothic" w:cs="Malgun Gothic"/>
+          <w:b w:val="0"/>
+          <w:bCs w:val="0"/>
+          <w:i w:val="0"/>
+          <w:iCs w:val="0"/>
+          <w:sz w:val="18"/>
+          <w:szCs w:val="18"/>
+          <w:u w:val="none"/>
+        </w:rPr>
+        <w:t xml:space="preserve"> that she cried all day.</w:t>
+      </w:r>
+    </w:p>
+    <w:p>
+      <w:pPr>
+        <w:keepNext w:val="0"/>
+        <w:spacing w:before="60" w:after="20"/>
+        <w:ind w:left="400" w:hanging="400"/>
+      </w:pPr>
+      <w:r>
+        <w:rPr>
+          <w:rFonts w:ascii="Malgun Gothic" w:hAnsi="Malgun Gothic" w:eastAsia="Malgun Gothic" w:cs="Malgun Gothic"/>
+          <w:b/>
+          <w:bCs/>
+          <w:i w:val="0"/>
+          <w:iCs w:val="0"/>
+          <w:color w:val="1F3864"/>
+          <w:sz w:val="18"/>
+          <w:szCs w:val="18"/>
+          <w:u w:val="none"/>
+        </w:rPr>
+        <w:t xml:space="preserve">02  </w:t>
+      </w:r>
+      <w:r>
+        <w:rPr>
+          <w:rFonts w:ascii="Malgun Gothic" w:hAnsi="Malgun Gothic" w:eastAsia="Malgun Gothic" w:cs="Malgun Gothic"/>
+          <w:b w:val="0"/>
+          <w:bCs w:val="0"/>
+          <w:i w:val="0"/>
+          <w:iCs w:val="0"/>
+          <w:sz w:val="18"/>
+          <w:szCs w:val="18"/>
+          <w:u w:val="none"/>
+        </w:rPr>
+        <w:t xml:space="preserve">So quickly </w:t>
+      </w:r>
+      <w:r>
+        <w:rPr>
+          <w:rFonts w:ascii="Malgun Gothic" w:hAnsi="Malgun Gothic" w:eastAsia="Malgun Gothic" w:cs="Malgun Gothic"/>
+          <w:b w:val="0"/>
+          <w:bCs w:val="0"/>
+          <w:i w:val="0"/>
+          <w:iCs w:val="0"/>
+          <w:color w:val="6B6B6B"/>
+          <w:sz w:val="18"/>
+          <w:szCs w:val="18"/>
+          <w:u w:val="none"/>
+        </w:rPr>
+        <w:t xml:space="preserve">( </w:t>
+      </w:r>
+      <w:r>
+        <w:rPr>
+          <w:rFonts w:ascii="Malgun Gothic" w:hAnsi="Malgun Gothic" w:eastAsia="Malgun Gothic" w:cs="Malgun Gothic"/>
+          <w:b w:val="0"/>
+          <w:bCs w:val="0"/>
+          <w:i w:val="0"/>
+          <w:iCs w:val="0"/>
+          <w:sz w:val="18"/>
+          <w:szCs w:val="18"/>
+          <w:u w:val="none"/>
+        </w:rPr>
+        <w:t xml:space="preserve">this machine can work</w:t>
+      </w:r>
+      <w:r>
+        <w:rPr>
+          <w:rFonts w:ascii="Malgun Gothic" w:hAnsi="Malgun Gothic" w:eastAsia="Malgun Gothic" w:cs="Malgun Gothic"/>
+          <w:b w:val="0"/>
+          <w:bCs w:val="0"/>
+          <w:i w:val="0"/>
+          <w:iCs w:val="0"/>
+          <w:color w:val="6B6B6B"/>
+          <w:sz w:val="18"/>
+          <w:szCs w:val="18"/>
+          <w:u w:val="none"/>
+        </w:rPr>
+        <w:t xml:space="preserve"> / </w:t>
+      </w:r>
+      <w:r>
+        <w:rPr>
+          <w:rFonts w:ascii="Malgun Gothic" w:hAnsi="Malgun Gothic" w:eastAsia="Malgun Gothic" w:cs="Malgun Gothic"/>
+          <w:b w:val="0"/>
+          <w:bCs w:val="0"/>
+          <w:i w:val="0"/>
+          <w:iCs w:val="0"/>
+          <w:sz w:val="18"/>
+          <w:szCs w:val="18"/>
+          <w:u w:val="none"/>
+        </w:rPr>
+        <w:t xml:space="preserve">can this machine work</w:t>
+      </w:r>
+      <w:r>
+        <w:rPr>
+          <w:rFonts w:ascii="Malgun Gothic" w:hAnsi="Malgun Gothic" w:eastAsia="Malgun Gothic" w:cs="Malgun Gothic"/>
+          <w:b w:val="0"/>
+          <w:bCs w:val="0"/>
+          <w:i w:val="0"/>
+          <w:iCs w:val="0"/>
+          <w:color w:val="6B6B6B"/>
+          <w:sz w:val="18"/>
+          <w:szCs w:val="18"/>
+          <w:u w:val="none"/>
+        </w:rPr>
+        <w:t xml:space="preserve"> )</w:t>
+      </w:r>
+      <w:r>
+        <w:rPr>
+          <w:rFonts w:ascii="Malgun Gothic" w:hAnsi="Malgun Gothic" w:eastAsia="Malgun Gothic" w:cs="Malgun Gothic"/>
+          <w:b w:val="0"/>
+          <w:bCs w:val="0"/>
+          <w:i w:val="0"/>
+          <w:iCs w:val="0"/>
+          <w:sz w:val="18"/>
+          <w:szCs w:val="18"/>
+          <w:u w:val="none"/>
+        </w:rPr>
+        <w:t xml:space="preserve"> that it saves a lot of time.</w:t>
+      </w:r>
+    </w:p>
+    <w:p>
+      <w:pPr>
+        <w:keepNext w:val="0"/>
+        <w:spacing w:before="60" w:after="20"/>
+        <w:ind w:left="400" w:hanging="400"/>
+      </w:pPr>
+      <w:r>
+        <w:rPr>
+          <w:rFonts w:ascii="Malgun Gothic" w:hAnsi="Malgun Gothic" w:eastAsia="Malgun Gothic" w:cs="Malgun Gothic"/>
+          <w:b/>
+          <w:bCs/>
+          <w:i w:val="0"/>
+          <w:iCs w:val="0"/>
+          <w:color w:val="1F3864"/>
+          <w:sz w:val="18"/>
+          <w:szCs w:val="18"/>
+          <w:u w:val="none"/>
+        </w:rPr>
+        <w:t xml:space="preserve">03  </w:t>
+      </w:r>
+      <w:r>
+        <w:rPr>
+          <w:rFonts w:ascii="Malgun Gothic" w:hAnsi="Malgun Gothic" w:eastAsia="Malgun Gothic" w:cs="Malgun Gothic"/>
+          <w:b w:val="0"/>
+          <w:bCs w:val="0"/>
+          <w:i w:val="0"/>
+          <w:iCs w:val="0"/>
+          <w:sz w:val="18"/>
+          <w:szCs w:val="18"/>
+          <w:u w:val="none"/>
+        </w:rPr>
+        <w:t xml:space="preserve">So hard </w:t>
+      </w:r>
+      <w:r>
+        <w:rPr>
+          <w:rFonts w:ascii="Malgun Gothic" w:hAnsi="Malgun Gothic" w:eastAsia="Malgun Gothic" w:cs="Malgun Gothic"/>
+          <w:b w:val="0"/>
+          <w:bCs w:val="0"/>
+          <w:i w:val="0"/>
+          <w:iCs w:val="0"/>
+          <w:color w:val="6B6B6B"/>
+          <w:sz w:val="18"/>
+          <w:szCs w:val="18"/>
+          <w:u w:val="none"/>
+        </w:rPr>
+        <w:t xml:space="preserve">( </w:t>
+      </w:r>
+      <w:r>
+        <w:rPr>
+          <w:rFonts w:ascii="Malgun Gothic" w:hAnsi="Malgun Gothic" w:eastAsia="Malgun Gothic" w:cs="Malgun Gothic"/>
+          <w:b w:val="0"/>
+          <w:bCs w:val="0"/>
+          <w:i w:val="0"/>
+          <w:iCs w:val="0"/>
+          <w:sz w:val="18"/>
+          <w:szCs w:val="18"/>
+          <w:u w:val="none"/>
+        </w:rPr>
+        <w:t xml:space="preserve">he studied</w:t>
+      </w:r>
+      <w:r>
+        <w:rPr>
+          <w:rFonts w:ascii="Malgun Gothic" w:hAnsi="Malgun Gothic" w:eastAsia="Malgun Gothic" w:cs="Malgun Gothic"/>
+          <w:b w:val="0"/>
+          <w:bCs w:val="0"/>
+          <w:i w:val="0"/>
+          <w:iCs w:val="0"/>
+          <w:color w:val="6B6B6B"/>
+          <w:sz w:val="18"/>
+          <w:szCs w:val="18"/>
+          <w:u w:val="none"/>
+        </w:rPr>
+        <w:t xml:space="preserve"> / </w:t>
+      </w:r>
+      <w:r>
+        <w:rPr>
+          <w:rFonts w:ascii="Malgun Gothic" w:hAnsi="Malgun Gothic" w:eastAsia="Malgun Gothic" w:cs="Malgun Gothic"/>
+          <w:b w:val="0"/>
+          <w:bCs w:val="0"/>
+          <w:i w:val="0"/>
+          <w:iCs w:val="0"/>
+          <w:sz w:val="18"/>
+          <w:szCs w:val="18"/>
+          <w:u w:val="none"/>
+        </w:rPr>
+        <w:t xml:space="preserve">did he study</w:t>
+      </w:r>
+      <w:r>
+        <w:rPr>
+          <w:rFonts w:ascii="Malgun Gothic" w:hAnsi="Malgun Gothic" w:eastAsia="Malgun Gothic" w:cs="Malgun Gothic"/>
+          <w:b w:val="0"/>
+          <w:bCs w:val="0"/>
+          <w:i w:val="0"/>
+          <w:iCs w:val="0"/>
+          <w:color w:val="6B6B6B"/>
+          <w:sz w:val="18"/>
+          <w:szCs w:val="18"/>
+          <w:u w:val="none"/>
+        </w:rPr>
+        <w:t xml:space="preserve"> / </w:t>
+      </w:r>
+      <w:r>
+        <w:rPr>
+          <w:rFonts w:ascii="Malgun Gothic" w:hAnsi="Malgun Gothic" w:eastAsia="Malgun Gothic" w:cs="Malgun Gothic"/>
+          <w:b w:val="0"/>
+          <w:bCs w:val="0"/>
+          <w:i w:val="0"/>
+          <w:iCs w:val="0"/>
+          <w:sz w:val="18"/>
+          <w:szCs w:val="18"/>
+          <w:u w:val="none"/>
+        </w:rPr>
+        <w:t xml:space="preserve">did he studied</w:t>
+      </w:r>
+      <w:r>
+        <w:rPr>
+          <w:rFonts w:ascii="Malgun Gothic" w:hAnsi="Malgun Gothic" w:eastAsia="Malgun Gothic" w:cs="Malgun Gothic"/>
+          <w:b w:val="0"/>
+          <w:bCs w:val="0"/>
+          <w:i w:val="0"/>
+          <w:iCs w:val="0"/>
+          <w:color w:val="6B6B6B"/>
+          <w:sz w:val="18"/>
+          <w:szCs w:val="18"/>
+          <w:u w:val="none"/>
+        </w:rPr>
+        <w:t xml:space="preserve"> )</w:t>
+      </w:r>
+      <w:r>
+        <w:rPr>
+          <w:rFonts w:ascii="Malgun Gothic" w:hAnsi="Malgun Gothic" w:eastAsia="Malgun Gothic" w:cs="Malgun Gothic"/>
+          <w:b w:val="0"/>
+          <w:bCs w:val="0"/>
+          <w:i w:val="0"/>
+          <w:iCs w:val="0"/>
+          <w:sz w:val="18"/>
+          <w:szCs w:val="18"/>
+          <w:u w:val="none"/>
+        </w:rPr>
+        <w:t xml:space="preserve"> that he passed the test.</w:t>
+      </w:r>
+    </w:p>
+    <w:p>
+      <w:pPr>
+        <w:keepNext w:val="0"/>
+        <w:spacing w:before="60" w:after="20"/>
+        <w:ind w:left="400" w:hanging="400"/>
+      </w:pPr>
+      <w:r>
+        <w:rPr>
+          <w:rFonts w:ascii="Malgun Gothic" w:hAnsi="Malgun Gothic" w:eastAsia="Malgun Gothic" w:cs="Malgun Gothic"/>
+          <w:b/>
+          <w:bCs/>
+          <w:i w:val="0"/>
+          <w:iCs w:val="0"/>
+          <w:color w:val="1F3864"/>
+          <w:sz w:val="18"/>
+          <w:szCs w:val="18"/>
+          <w:u w:val="none"/>
+        </w:rPr>
+        <w:t xml:space="preserve">04  </w:t>
+      </w:r>
+      <w:r>
+        <w:rPr>
+          <w:rFonts w:ascii="Malgun Gothic" w:hAnsi="Malgun Gothic" w:eastAsia="Malgun Gothic" w:cs="Malgun Gothic"/>
+          <w:b w:val="0"/>
+          <w:bCs w:val="0"/>
+          <w:i w:val="0"/>
+          <w:iCs w:val="0"/>
+          <w:sz w:val="18"/>
+          <w:szCs w:val="18"/>
+          <w:u w:val="none"/>
+        </w:rPr>
+        <w:t xml:space="preserve">So beautifully </w:t>
+      </w:r>
+      <w:r>
+        <w:rPr>
+          <w:rFonts w:ascii="Malgun Gothic" w:hAnsi="Malgun Gothic" w:eastAsia="Malgun Gothic" w:cs="Malgun Gothic"/>
+          <w:b w:val="0"/>
+          <w:bCs w:val="0"/>
+          <w:i w:val="0"/>
+          <w:iCs w:val="0"/>
+          <w:color w:val="6B6B6B"/>
+          <w:sz w:val="18"/>
+          <w:szCs w:val="18"/>
+          <w:u w:val="none"/>
+        </w:rPr>
+        <w:t xml:space="preserve">( </w:t>
+      </w:r>
+      <w:r>
+        <w:rPr>
+          <w:rFonts w:ascii="Malgun Gothic" w:hAnsi="Malgun Gothic" w:eastAsia="Malgun Gothic" w:cs="Malgun Gothic"/>
+          <w:b w:val="0"/>
+          <w:bCs w:val="0"/>
+          <w:i w:val="0"/>
+          <w:iCs w:val="0"/>
+          <w:sz w:val="18"/>
+          <w:szCs w:val="18"/>
+          <w:u w:val="none"/>
+        </w:rPr>
+        <w:t xml:space="preserve">does she dance</w:t>
+      </w:r>
+      <w:r>
+        <w:rPr>
+          <w:rFonts w:ascii="Malgun Gothic" w:hAnsi="Malgun Gothic" w:eastAsia="Malgun Gothic" w:cs="Malgun Gothic"/>
+          <w:b w:val="0"/>
+          <w:bCs w:val="0"/>
+          <w:i w:val="0"/>
+          <w:iCs w:val="0"/>
+          <w:color w:val="6B6B6B"/>
+          <w:sz w:val="18"/>
+          <w:szCs w:val="18"/>
+          <w:u w:val="none"/>
+        </w:rPr>
+        <w:t xml:space="preserve"> / </w:t>
+      </w:r>
+      <w:r>
+        <w:rPr>
+          <w:rFonts w:ascii="Malgun Gothic" w:hAnsi="Malgun Gothic" w:eastAsia="Malgun Gothic" w:cs="Malgun Gothic"/>
+          <w:b w:val="0"/>
+          <w:bCs w:val="0"/>
+          <w:i w:val="0"/>
+          <w:iCs w:val="0"/>
+          <w:sz w:val="18"/>
+          <w:szCs w:val="18"/>
+          <w:u w:val="none"/>
+        </w:rPr>
+        <w:t xml:space="preserve">she dances</w:t>
+      </w:r>
+      <w:r>
+        <w:rPr>
+          <w:rFonts w:ascii="Malgun Gothic" w:hAnsi="Malgun Gothic" w:eastAsia="Malgun Gothic" w:cs="Malgun Gothic"/>
+          <w:b w:val="0"/>
+          <w:bCs w:val="0"/>
+          <w:i w:val="0"/>
+          <w:iCs w:val="0"/>
+          <w:color w:val="6B6B6B"/>
+          <w:sz w:val="18"/>
+          <w:szCs w:val="18"/>
+          <w:u w:val="none"/>
+        </w:rPr>
+        <w:t xml:space="preserve"> / </w:t>
+      </w:r>
+      <w:r>
+        <w:rPr>
+          <w:rFonts w:ascii="Malgun Gothic" w:hAnsi="Malgun Gothic" w:eastAsia="Malgun Gothic" w:cs="Malgun Gothic"/>
+          <w:b w:val="0"/>
+          <w:bCs w:val="0"/>
+          <w:i w:val="0"/>
+          <w:iCs w:val="0"/>
+          <w:sz w:val="18"/>
+          <w:szCs w:val="18"/>
+          <w:u w:val="none"/>
+        </w:rPr>
+        <w:t xml:space="preserve">dances she</w:t>
+      </w:r>
+      <w:r>
+        <w:rPr>
+          <w:rFonts w:ascii="Malgun Gothic" w:hAnsi="Malgun Gothic" w:eastAsia="Malgun Gothic" w:cs="Malgun Gothic"/>
+          <w:b w:val="0"/>
+          <w:bCs w:val="0"/>
+          <w:i w:val="0"/>
+          <w:iCs w:val="0"/>
+          <w:color w:val="6B6B6B"/>
+          <w:sz w:val="18"/>
+          <w:szCs w:val="18"/>
+          <w:u w:val="none"/>
+        </w:rPr>
+        <w:t xml:space="preserve"> )</w:t>
+      </w:r>
+      <w:r>
+        <w:rPr>
+          <w:rFonts w:ascii="Malgun Gothic" w:hAnsi="Malgun Gothic" w:eastAsia="Malgun Gothic" w:cs="Malgun Gothic"/>
+          <w:b w:val="0"/>
+          <w:bCs w:val="0"/>
+          <w:i w:val="0"/>
+          <w:iCs w:val="0"/>
+          <w:sz w:val="18"/>
+          <w:szCs w:val="18"/>
+          <w:u w:val="none"/>
+        </w:rPr>
+        <w:t xml:space="preserve"> that everyone watches her.</w:t>
+      </w:r>
+    </w:p>
+    <w:p>
+      <w:pPr>
+        <w:keepNext w:val="0"/>
+        <w:spacing w:before="60" w:after="20"/>
+        <w:ind w:left="400" w:hanging="400"/>
+      </w:pPr>
+      <w:r>
+        <w:rPr>
+          <w:rFonts w:ascii="Malgun Gothic" w:hAnsi="Malgun Gothic" w:eastAsia="Malgun Gothic" w:cs="Malgun Gothic"/>
+          <w:b/>
+          <w:bCs/>
+          <w:i w:val="0"/>
+          <w:iCs w:val="0"/>
+          <w:color w:val="1F3864"/>
+          <w:sz w:val="18"/>
+          <w:szCs w:val="18"/>
+          <w:u w:val="none"/>
+        </w:rPr>
+        <w:t xml:space="preserve">05  </w:t>
+      </w:r>
+      <w:r>
+        <w:rPr>
+          <w:rFonts w:ascii="Malgun Gothic" w:hAnsi="Malgun Gothic" w:eastAsia="Malgun Gothic" w:cs="Malgun Gothic"/>
+          <w:b w:val="0"/>
+          <w:bCs w:val="0"/>
+          <w:i w:val="0"/>
+          <w:iCs w:val="0"/>
+          <w:sz w:val="18"/>
+          <w:szCs w:val="18"/>
+          <w:u w:val="none"/>
+        </w:rPr>
+        <w:t xml:space="preserve">So tired </w:t>
+      </w:r>
+      <w:r>
+        <w:rPr>
+          <w:rFonts w:ascii="Malgun Gothic" w:hAnsi="Malgun Gothic" w:eastAsia="Malgun Gothic" w:cs="Malgun Gothic"/>
+          <w:b w:val="0"/>
+          <w:bCs w:val="0"/>
+          <w:i w:val="0"/>
+          <w:iCs w:val="0"/>
+          <w:color w:val="6B6B6B"/>
+          <w:sz w:val="18"/>
+          <w:szCs w:val="18"/>
+          <w:u w:val="none"/>
+        </w:rPr>
+        <w:t xml:space="preserve">( </w:t>
+      </w:r>
+      <w:r>
+        <w:rPr>
+          <w:rFonts w:ascii="Malgun Gothic" w:hAnsi="Malgun Gothic" w:eastAsia="Malgun Gothic" w:cs="Malgun Gothic"/>
+          <w:b w:val="0"/>
+          <w:bCs w:val="0"/>
+          <w:i w:val="0"/>
+          <w:iCs w:val="0"/>
+          <w:sz w:val="18"/>
+          <w:szCs w:val="18"/>
+          <w:u w:val="none"/>
+        </w:rPr>
+        <w:t xml:space="preserve">was</w:t>
+      </w:r>
+      <w:r>
+        <w:rPr>
+          <w:rFonts w:ascii="Malgun Gothic" w:hAnsi="Malgun Gothic" w:eastAsia="Malgun Gothic" w:cs="Malgun Gothic"/>
+          <w:b w:val="0"/>
+          <w:bCs w:val="0"/>
+          <w:i w:val="0"/>
+          <w:iCs w:val="0"/>
+          <w:color w:val="6B6B6B"/>
+          <w:sz w:val="18"/>
+          <w:szCs w:val="18"/>
+          <w:u w:val="none"/>
+        </w:rPr>
+        <w:t xml:space="preserve"> / </w:t>
+      </w:r>
+      <w:r>
+        <w:rPr>
+          <w:rFonts w:ascii="Malgun Gothic" w:hAnsi="Malgun Gothic" w:eastAsia="Malgun Gothic" w:cs="Malgun Gothic"/>
+          <w:b w:val="0"/>
+          <w:bCs w:val="0"/>
+          <w:i w:val="0"/>
+          <w:iCs w:val="0"/>
+          <w:sz w:val="18"/>
+          <w:szCs w:val="18"/>
+          <w:u w:val="none"/>
+        </w:rPr>
+        <w:t xml:space="preserve">were</w:t>
+      </w:r>
+      <w:r>
+        <w:rPr>
+          <w:rFonts w:ascii="Malgun Gothic" w:hAnsi="Malgun Gothic" w:eastAsia="Malgun Gothic" w:cs="Malgun Gothic"/>
+          <w:b w:val="0"/>
+          <w:bCs w:val="0"/>
+          <w:i w:val="0"/>
+          <w:iCs w:val="0"/>
+          <w:color w:val="6B6B6B"/>
+          <w:sz w:val="18"/>
+          <w:szCs w:val="18"/>
+          <w:u w:val="none"/>
+        </w:rPr>
+        <w:t xml:space="preserve"> )</w:t>
+      </w:r>
+      <w:r>
+        <w:rPr>
+          <w:rFonts w:ascii="Malgun Gothic" w:hAnsi="Malgun Gothic" w:eastAsia="Malgun Gothic" w:cs="Malgun Gothic"/>
+          <w:b w:val="0"/>
+          <w:bCs w:val="0"/>
+          <w:i w:val="0"/>
+          <w:iCs w:val="0"/>
+          <w:sz w:val="18"/>
+          <w:szCs w:val="18"/>
+          <w:u w:val="none"/>
+        </w:rPr>
+        <w:t xml:space="preserve"> the players that they couldn't move.</w:t>
+      </w:r>
+    </w:p>
+    <w:p>
+      <w:pPr>
+        <w:keepNext w:val="0"/>
+        <w:spacing w:before="60" w:after="20"/>
+        <w:ind w:left="400" w:hanging="400"/>
+      </w:pPr>
+      <w:r>
+        <w:rPr>
+          <w:rFonts w:ascii="Malgun Gothic" w:hAnsi="Malgun Gothic" w:eastAsia="Malgun Gothic" w:cs="Malgun Gothic"/>
+          <w:b/>
+          <w:bCs/>
+          <w:i w:val="0"/>
+          <w:iCs w:val="0"/>
+          <w:color w:val="1F3864"/>
+          <w:sz w:val="18"/>
+          <w:szCs w:val="18"/>
+          <w:u w:val="none"/>
+        </w:rPr>
+        <w:t xml:space="preserve">06  </w:t>
+      </w:r>
+      <w:r>
+        <w:rPr>
+          <w:rFonts w:ascii="Malgun Gothic" w:hAnsi="Malgun Gothic" w:eastAsia="Malgun Gothic" w:cs="Malgun Gothic"/>
+          <w:b w:val="0"/>
+          <w:bCs w:val="0"/>
+          <w:i w:val="0"/>
+          <w:iCs w:val="0"/>
+          <w:sz w:val="18"/>
+          <w:szCs w:val="18"/>
+          <w:u w:val="none"/>
+        </w:rPr>
+        <w:t xml:space="preserve"/>
+      </w:r>
+      <w:r>
+        <w:rPr>
+          <w:rFonts w:ascii="Malgun Gothic" w:hAnsi="Malgun Gothic" w:eastAsia="Malgun Gothic" w:cs="Malgun Gothic"/>
+          <w:b w:val="0"/>
+          <w:bCs w:val="0"/>
+          <w:i w:val="0"/>
+          <w:iCs w:val="0"/>
+          <w:color w:val="6B6B6B"/>
+          <w:sz w:val="18"/>
+          <w:szCs w:val="18"/>
+          <w:u w:val="none"/>
+        </w:rPr>
+        <w:t xml:space="preserve">( </w:t>
+      </w:r>
+      <w:r>
+        <w:rPr>
+          <w:rFonts w:ascii="Malgun Gothic" w:hAnsi="Malgun Gothic" w:eastAsia="Malgun Gothic" w:cs="Malgun Gothic"/>
+          <w:b w:val="0"/>
+          <w:bCs w:val="0"/>
+          <w:i w:val="0"/>
+          <w:iCs w:val="0"/>
+          <w:sz w:val="18"/>
+          <w:szCs w:val="18"/>
+          <w:u w:val="none"/>
+        </w:rPr>
+        <w:t xml:space="preserve">So</w:t>
+      </w:r>
+      <w:r>
+        <w:rPr>
+          <w:rFonts w:ascii="Malgun Gothic" w:hAnsi="Malgun Gothic" w:eastAsia="Malgun Gothic" w:cs="Malgun Gothic"/>
+          <w:b w:val="0"/>
+          <w:bCs w:val="0"/>
+          <w:i w:val="0"/>
+          <w:iCs w:val="0"/>
+          <w:color w:val="6B6B6B"/>
+          <w:sz w:val="18"/>
+          <w:szCs w:val="18"/>
+          <w:u w:val="none"/>
+        </w:rPr>
+        <w:t xml:space="preserve"> / </w:t>
+      </w:r>
+      <w:r>
+        <w:rPr>
+          <w:rFonts w:ascii="Malgun Gothic" w:hAnsi="Malgun Gothic" w:eastAsia="Malgun Gothic" w:cs="Malgun Gothic"/>
+          <w:b w:val="0"/>
+          <w:bCs w:val="0"/>
+          <w:i w:val="0"/>
+          <w:iCs w:val="0"/>
+          <w:sz w:val="18"/>
+          <w:szCs w:val="18"/>
+          <w:u w:val="none"/>
+        </w:rPr>
+        <w:t xml:space="preserve">Such</w:t>
+      </w:r>
+      <w:r>
+        <w:rPr>
+          <w:rFonts w:ascii="Malgun Gothic" w:hAnsi="Malgun Gothic" w:eastAsia="Malgun Gothic" w:cs="Malgun Gothic"/>
+          <w:b w:val="0"/>
+          <w:bCs w:val="0"/>
+          <w:i w:val="0"/>
+          <w:iCs w:val="0"/>
+          <w:color w:val="6B6B6B"/>
+          <w:sz w:val="18"/>
+          <w:szCs w:val="18"/>
+          <w:u w:val="none"/>
+        </w:rPr>
+        <w:t xml:space="preserve"> )</w:t>
+      </w:r>
+      <w:r>
+        <w:rPr>
+          <w:rFonts w:ascii="Malgun Gothic" w:hAnsi="Malgun Gothic" w:eastAsia="Malgun Gothic" w:cs="Malgun Gothic"/>
+          <w:b w:val="0"/>
+          <w:bCs w:val="0"/>
+          <w:i w:val="0"/>
+          <w:iCs w:val="0"/>
+          <w:sz w:val="18"/>
+          <w:szCs w:val="18"/>
+          <w:u w:val="none"/>
+        </w:rPr>
+        <w:t xml:space="preserve"> was the noise that nobody could sleep.</w:t>
+      </w:r>
+    </w:p>
+    <w:p>
+      <w:pPr>
+        <w:keepNext w:val="0"/>
+        <w:spacing w:before="60" w:after="20"/>
+        <w:ind w:left="400" w:hanging="400"/>
+      </w:pPr>
+      <w:r>
+        <w:rPr>
+          <w:rFonts w:ascii="Malgun Gothic" w:hAnsi="Malgun Gothic" w:eastAsia="Malgun Gothic" w:cs="Malgun Gothic"/>
+          <w:b/>
+          <w:bCs/>
+          <w:i w:val="0"/>
+          <w:iCs w:val="0"/>
+          <w:color w:val="1F3864"/>
+          <w:sz w:val="18"/>
+          <w:szCs w:val="18"/>
+          <w:u w:val="none"/>
+        </w:rPr>
+        <w:t xml:space="preserve">07  </w:t>
+      </w:r>
+      <w:r>
+        <w:rPr>
+          <w:rFonts w:ascii="Malgun Gothic" w:hAnsi="Malgun Gothic" w:eastAsia="Malgun Gothic" w:cs="Malgun Gothic"/>
+          <w:b w:val="0"/>
+          <w:bCs w:val="0"/>
+          <w:i w:val="0"/>
+          <w:iCs w:val="0"/>
+          <w:sz w:val="18"/>
+          <w:szCs w:val="18"/>
+          <w:u w:val="none"/>
+        </w:rPr>
+        <w:t xml:space="preserve">Here </w:t>
+      </w:r>
+      <w:r>
+        <w:rPr>
+          <w:rFonts w:ascii="Malgun Gothic" w:hAnsi="Malgun Gothic" w:eastAsia="Malgun Gothic" w:cs="Malgun Gothic"/>
+          <w:b w:val="0"/>
+          <w:bCs w:val="0"/>
+          <w:i w:val="0"/>
+          <w:iCs w:val="0"/>
+          <w:color w:val="6B6B6B"/>
+          <w:sz w:val="18"/>
+          <w:szCs w:val="18"/>
+          <w:u w:val="none"/>
+        </w:rPr>
+        <w:t xml:space="preserve">( </w:t>
+      </w:r>
+      <w:r>
+        <w:rPr>
+          <w:rFonts w:ascii="Malgun Gothic" w:hAnsi="Malgun Gothic" w:eastAsia="Malgun Gothic" w:cs="Malgun Gothic"/>
+          <w:b w:val="0"/>
+          <w:bCs w:val="0"/>
+          <w:i w:val="0"/>
+          <w:iCs w:val="0"/>
+          <w:sz w:val="18"/>
+          <w:szCs w:val="18"/>
+          <w:u w:val="none"/>
+        </w:rPr>
+        <w:t xml:space="preserve">he comes</w:t>
+      </w:r>
+      <w:r>
+        <w:rPr>
+          <w:rFonts w:ascii="Malgun Gothic" w:hAnsi="Malgun Gothic" w:eastAsia="Malgun Gothic" w:cs="Malgun Gothic"/>
+          <w:b w:val="0"/>
+          <w:bCs w:val="0"/>
+          <w:i w:val="0"/>
+          <w:iCs w:val="0"/>
+          <w:color w:val="6B6B6B"/>
+          <w:sz w:val="18"/>
+          <w:szCs w:val="18"/>
+          <w:u w:val="none"/>
+        </w:rPr>
+        <w:t xml:space="preserve"> / </w:t>
+      </w:r>
+      <w:r>
+        <w:rPr>
+          <w:rFonts w:ascii="Malgun Gothic" w:hAnsi="Malgun Gothic" w:eastAsia="Malgun Gothic" w:cs="Malgun Gothic"/>
+          <w:b w:val="0"/>
+          <w:bCs w:val="0"/>
+          <w:i w:val="0"/>
+          <w:iCs w:val="0"/>
+          <w:sz w:val="18"/>
+          <w:szCs w:val="18"/>
+          <w:u w:val="none"/>
+        </w:rPr>
+        <w:t xml:space="preserve">comes he</w:t>
+      </w:r>
+      <w:r>
+        <w:rPr>
+          <w:rFonts w:ascii="Malgun Gothic" w:hAnsi="Malgun Gothic" w:eastAsia="Malgun Gothic" w:cs="Malgun Gothic"/>
+          <w:b w:val="0"/>
+          <w:bCs w:val="0"/>
+          <w:i w:val="0"/>
+          <w:iCs w:val="0"/>
+          <w:color w:val="6B6B6B"/>
+          <w:sz w:val="18"/>
+          <w:szCs w:val="18"/>
+          <w:u w:val="none"/>
+        </w:rPr>
+        <w:t xml:space="preserve"> )</w:t>
+      </w:r>
+      <w:r>
+        <w:rPr>
+          <w:rFonts w:ascii="Malgun Gothic" w:hAnsi="Malgun Gothic" w:eastAsia="Malgun Gothic" w:cs="Malgun Gothic"/>
+          <w:b w:val="0"/>
+          <w:bCs w:val="0"/>
+          <w:i w:val="0"/>
+          <w:iCs w:val="0"/>
+          <w:sz w:val="18"/>
+          <w:szCs w:val="18"/>
+          <w:u w:val="none"/>
+        </w:rPr>
+        <w:t xml:space="preserve">!</w:t>
+      </w:r>
+    </w:p>
+    <w:p>
+      <w:pPr>
+        <w:keepNext w:val="0"/>
+        <w:spacing w:before="60" w:after="20"/>
+        <w:ind w:left="400" w:hanging="400"/>
+      </w:pPr>
+      <w:r>
+        <w:rPr>
+          <w:rFonts w:ascii="Malgun Gothic" w:hAnsi="Malgun Gothic" w:eastAsia="Malgun Gothic" w:cs="Malgun Gothic"/>
+          <w:b/>
+          <w:bCs/>
+          <w:i w:val="0"/>
+          <w:iCs w:val="0"/>
+          <w:color w:val="1F3864"/>
+          <w:sz w:val="18"/>
+          <w:szCs w:val="18"/>
+          <w:u w:val="none"/>
+        </w:rPr>
+        <w:t xml:space="preserve">08  </w:t>
+      </w:r>
+      <w:r>
+        <w:rPr>
+          <w:rFonts w:ascii="Malgun Gothic" w:hAnsi="Malgun Gothic" w:eastAsia="Malgun Gothic" w:cs="Malgun Gothic"/>
+          <w:b w:val="0"/>
+          <w:bCs w:val="0"/>
+          <w:i w:val="0"/>
+          <w:iCs w:val="0"/>
+          <w:sz w:val="18"/>
+          <w:szCs w:val="18"/>
+          <w:u w:val="none"/>
+        </w:rPr>
+        <w:t xml:space="preserve">We left early so that </w:t>
+      </w:r>
+      <w:r>
+        <w:rPr>
+          <w:rFonts w:ascii="Malgun Gothic" w:hAnsi="Malgun Gothic" w:eastAsia="Malgun Gothic" w:cs="Malgun Gothic"/>
+          <w:b w:val="0"/>
+          <w:bCs w:val="0"/>
+          <w:i w:val="0"/>
+          <w:iCs w:val="0"/>
+          <w:color w:val="6B6B6B"/>
+          <w:sz w:val="18"/>
+          <w:szCs w:val="18"/>
+          <w:u w:val="none"/>
+        </w:rPr>
+        <w:t xml:space="preserve">( </w:t>
+      </w:r>
+      <w:r>
+        <w:rPr>
+          <w:rFonts w:ascii="Malgun Gothic" w:hAnsi="Malgun Gothic" w:eastAsia="Malgun Gothic" w:cs="Malgun Gothic"/>
+          <w:b w:val="0"/>
+          <w:bCs w:val="0"/>
+          <w:i w:val="0"/>
+          <w:iCs w:val="0"/>
+          <w:sz w:val="18"/>
+          <w:szCs w:val="18"/>
+          <w:u w:val="none"/>
+        </w:rPr>
+        <w:t xml:space="preserve">we could</w:t>
+      </w:r>
+      <w:r>
+        <w:rPr>
+          <w:rFonts w:ascii="Malgun Gothic" w:hAnsi="Malgun Gothic" w:eastAsia="Malgun Gothic" w:cs="Malgun Gothic"/>
+          <w:b w:val="0"/>
+          <w:bCs w:val="0"/>
+          <w:i w:val="0"/>
+          <w:iCs w:val="0"/>
+          <w:color w:val="6B6B6B"/>
+          <w:sz w:val="18"/>
+          <w:szCs w:val="18"/>
+          <w:u w:val="none"/>
+        </w:rPr>
+        <w:t xml:space="preserve"> / </w:t>
+      </w:r>
+      <w:r>
+        <w:rPr>
+          <w:rFonts w:ascii="Malgun Gothic" w:hAnsi="Malgun Gothic" w:eastAsia="Malgun Gothic" w:cs="Malgun Gothic"/>
+          <w:b w:val="0"/>
+          <w:bCs w:val="0"/>
+          <w:i w:val="0"/>
+          <w:iCs w:val="0"/>
+          <w:sz w:val="18"/>
+          <w:szCs w:val="18"/>
+          <w:u w:val="none"/>
+        </w:rPr>
+        <w:t xml:space="preserve">could we</w:t>
+      </w:r>
+      <w:r>
+        <w:rPr>
+          <w:rFonts w:ascii="Malgun Gothic" w:hAnsi="Malgun Gothic" w:eastAsia="Malgun Gothic" w:cs="Malgun Gothic"/>
+          <w:b w:val="0"/>
+          <w:bCs w:val="0"/>
+          <w:i w:val="0"/>
+          <w:iCs w:val="0"/>
+          <w:color w:val="6B6B6B"/>
+          <w:sz w:val="18"/>
+          <w:szCs w:val="18"/>
+          <w:u w:val="none"/>
+        </w:rPr>
+        <w:t xml:space="preserve"> )</w:t>
+      </w:r>
+      <w:r>
+        <w:rPr>
+          <w:rFonts w:ascii="Malgun Gothic" w:hAnsi="Malgun Gothic" w:eastAsia="Malgun Gothic" w:cs="Malgun Gothic"/>
+          <w:b w:val="0"/>
+          <w:bCs w:val="0"/>
+          <w:i w:val="0"/>
+          <w:iCs w:val="0"/>
+          <w:sz w:val="18"/>
+          <w:szCs w:val="18"/>
+          <w:u w:val="none"/>
+        </w:rPr>
+        <w:t xml:space="preserve"> get good seats.</w:t>
+      </w:r>
+    </w:p>
+    <w:p>
+      <w:pPr>
+        <w:keepNext w:val="0"/>
+        <w:spacing w:before="60" w:after="20"/>
+        <w:ind w:left="400" w:hanging="400"/>
+      </w:pPr>
+      <w:r>
+        <w:rPr>
+          <w:rFonts w:ascii="Malgun Gothic" w:hAnsi="Malgun Gothic" w:eastAsia="Malgun Gothic" w:cs="Malgun Gothic"/>
+          <w:b/>
+          <w:bCs/>
+          <w:i w:val="0"/>
+          <w:iCs w:val="0"/>
+          <w:color w:val="1F3864"/>
+          <w:sz w:val="18"/>
+          <w:szCs w:val="18"/>
+          <w:u w:val="none"/>
+        </w:rPr>
+        <w:t xml:space="preserve">09  </w:t>
+      </w:r>
+      <w:r>
+        <w:rPr>
+          <w:rFonts w:ascii="Malgun Gothic" w:hAnsi="Malgun Gothic" w:eastAsia="Malgun Gothic" w:cs="Malgun Gothic"/>
+          <w:b w:val="0"/>
+          <w:bCs w:val="0"/>
+          <w:i w:val="0"/>
+          <w:iCs w:val="0"/>
+          <w:sz w:val="18"/>
+          <w:szCs w:val="18"/>
+          <w:u w:val="none"/>
+        </w:rPr>
+        <w:t xml:space="preserve">She was so lonely that she cried all day.    =  So lonely </w:t>
+      </w:r>
+      <w:r>
+        <w:rPr>
+          <w:rFonts w:ascii="Malgun Gothic" w:hAnsi="Malgun Gothic" w:eastAsia="Malgun Gothic" w:cs="Malgun Gothic"/>
+          <w:b w:val="0"/>
+          <w:bCs w:val="0"/>
+          <w:i w:val="0"/>
+          <w:iCs w:val="0"/>
+          <w:sz w:val="18"/>
+          <w:szCs w:val="18"/>
+          <w:u w:val="none"/>
+        </w:rPr>
+        <w:t xml:space="preserve"> ____________ </w:t>
+      </w:r>
+      <w:r>
+        <w:rPr>
+          <w:rFonts w:ascii="Malgun Gothic" w:hAnsi="Malgun Gothic" w:eastAsia="Malgun Gothic" w:cs="Malgun Gothic"/>
+          <w:b w:val="0"/>
+          <w:bCs w:val="0"/>
+          <w:i w:val="0"/>
+          <w:iCs w:val="0"/>
+          <w:sz w:val="18"/>
+          <w:szCs w:val="18"/>
+          <w:u w:val="none"/>
+        </w:rPr>
+        <w:t xml:space="preserve"> that she cried all day.</w:t>
+      </w:r>
+    </w:p>
+    <w:p>
+      <w:pPr>
+        <w:keepNext w:val="0"/>
+        <w:spacing w:before="60" w:after="20"/>
+        <w:ind w:left="400" w:hanging="400"/>
+      </w:pPr>
+      <w:r>
+        <w:rPr>
+          <w:rFonts w:ascii="Malgun Gothic" w:hAnsi="Malgun Gothic" w:eastAsia="Malgun Gothic" w:cs="Malgun Gothic"/>
+          <w:b/>
+          <w:bCs/>
+          <w:i w:val="0"/>
+          <w:iCs w:val="0"/>
+          <w:color w:val="1F3864"/>
+          <w:sz w:val="18"/>
+          <w:szCs w:val="18"/>
+          <w:u w:val="none"/>
+        </w:rPr>
+        <w:t xml:space="preserve">10  </w:t>
+      </w:r>
+      <w:r>
+        <w:rPr>
+          <w:rFonts w:ascii="Malgun Gothic" w:hAnsi="Malgun Gothic" w:eastAsia="Malgun Gothic" w:cs="Malgun Gothic"/>
+          <w:b w:val="0"/>
+          <w:bCs w:val="0"/>
+          <w:i w:val="0"/>
+          <w:iCs w:val="0"/>
+          <w:sz w:val="18"/>
+          <w:szCs w:val="18"/>
+          <w:u w:val="none"/>
+        </w:rPr>
+        <w:t xml:space="preserve">He drove so carefully that nobody got hurt.    =  So carefully </w:t>
+      </w:r>
+      <w:r>
+        <w:rPr>
+          <w:rFonts w:ascii="Malgun Gothic" w:hAnsi="Malgun Gothic" w:eastAsia="Malgun Gothic" w:cs="Malgun Gothic"/>
+          <w:b w:val="0"/>
+          <w:bCs w:val="0"/>
+          <w:i w:val="0"/>
+          <w:iCs w:val="0"/>
+          <w:sz w:val="18"/>
+          <w:szCs w:val="18"/>
+          <w:u w:val="none"/>
+        </w:rPr>
+        <w:t xml:space="preserve"> ____________ </w:t>
+      </w:r>
+      <w:r>
+        <w:rPr>
+          <w:rFonts w:ascii="Malgun Gothic" w:hAnsi="Malgun Gothic" w:eastAsia="Malgun Gothic" w:cs="Malgun Gothic"/>
+          <w:b w:val="0"/>
+          <w:bCs w:val="0"/>
+          <w:i w:val="0"/>
+          <w:iCs w:val="0"/>
+          <w:sz w:val="18"/>
+          <w:szCs w:val="18"/>
+          <w:u w:val="none"/>
+        </w:rPr>
+        <w:t xml:space="preserve"> that nobody got hurt.</w:t>
+      </w:r>
+    </w:p>
+    <w:p>
+      <w:pPr>
+        <w:keepNext w:val="0"/>
+        <w:spacing w:before="60" w:after="20"/>
+        <w:ind w:left="400" w:hanging="400"/>
+      </w:pPr>
+      <w:r>
+        <w:rPr>
+          <w:rFonts w:ascii="Malgun Gothic" w:hAnsi="Malgun Gothic" w:eastAsia="Malgun Gothic" w:cs="Malgun Gothic"/>
+          <w:b/>
+          <w:bCs/>
+          <w:i w:val="0"/>
+          <w:iCs w:val="0"/>
+          <w:color w:val="1F3864"/>
+          <w:sz w:val="18"/>
+          <w:szCs w:val="18"/>
+          <w:u w:val="none"/>
+        </w:rPr>
+        <w:t xml:space="preserve">11  </w:t>
+      </w:r>
+      <w:r>
+        <w:rPr>
+          <w:rFonts w:ascii="Malgun Gothic" w:hAnsi="Malgun Gothic" w:eastAsia="Malgun Gothic" w:cs="Malgun Gothic"/>
+          <w:b w:val="0"/>
+          <w:bCs w:val="0"/>
+          <w:i w:val="0"/>
+          <w:iCs w:val="0"/>
+          <w:sz w:val="18"/>
+          <w:szCs w:val="18"/>
+          <w:u w:val="none"/>
+        </w:rPr>
+        <w:t xml:space="preserve">This bridge can hold so much weight that trucks can cross it.    =  So much weight </w:t>
+      </w:r>
+      <w:r>
+        <w:rPr>
+          <w:rFonts w:ascii="Malgun Gothic" w:hAnsi="Malgun Gothic" w:eastAsia="Malgun Gothic" w:cs="Malgun Gothic"/>
+          <w:b w:val="0"/>
+          <w:bCs w:val="0"/>
+          <w:i w:val="0"/>
+          <w:iCs w:val="0"/>
+          <w:sz w:val="18"/>
+          <w:szCs w:val="18"/>
+          <w:u w:val="none"/>
+        </w:rPr>
+        <w:t xml:space="preserve"> ____________ </w:t>
+      </w:r>
+      <w:r>
+        <w:rPr>
+          <w:rFonts w:ascii="Malgun Gothic" w:hAnsi="Malgun Gothic" w:eastAsia="Malgun Gothic" w:cs="Malgun Gothic"/>
+          <w:b w:val="0"/>
+          <w:bCs w:val="0"/>
+          <w:i w:val="0"/>
+          <w:iCs w:val="0"/>
+          <w:sz w:val="18"/>
+          <w:szCs w:val="18"/>
+          <w:u w:val="none"/>
+        </w:rPr>
+        <w:t xml:space="preserve"> that trucks can cross it.</w:t>
+      </w:r>
+    </w:p>
+    <w:p>
+      <w:pPr>
+        <w:keepNext w:val="0"/>
+        <w:spacing w:before="60" w:after="20"/>
+        <w:ind w:left="400" w:hanging="400"/>
+      </w:pPr>
+      <w:r>
+        <w:rPr>
+          <w:rFonts w:ascii="Malgun Gothic" w:hAnsi="Malgun Gothic" w:eastAsia="Malgun Gothic" w:cs="Malgun Gothic"/>
+          <w:b/>
+          <w:bCs/>
+          <w:i w:val="0"/>
+          <w:iCs w:val="0"/>
+          <w:color w:val="1F3864"/>
+          <w:sz w:val="18"/>
+          <w:szCs w:val="18"/>
+          <w:u w:val="none"/>
+        </w:rPr>
+        <w:t xml:space="preserve">12  </w:t>
+      </w:r>
+      <w:r>
+        <w:rPr>
+          <w:rFonts w:ascii="Malgun Gothic" w:hAnsi="Malgun Gothic" w:eastAsia="Malgun Gothic" w:cs="Malgun Gothic"/>
+          <w:b w:val="0"/>
+          <w:bCs w:val="0"/>
+          <w:i w:val="0"/>
+          <w:iCs w:val="0"/>
+          <w:sz w:val="18"/>
+          <w:szCs w:val="18"/>
+          <w:u w:val="none"/>
+        </w:rPr>
+        <w:t xml:space="preserve">So fast does the train run that we can't see the trees.    =  The train </w:t>
+      </w:r>
+      <w:r>
+        <w:rPr>
+          <w:rFonts w:ascii="Malgun Gothic" w:hAnsi="Malgun Gothic" w:eastAsia="Malgun Gothic" w:cs="Malgun Gothic"/>
+          <w:b w:val="0"/>
+          <w:bCs w:val="0"/>
+          <w:i w:val="0"/>
+          <w:iCs w:val="0"/>
+          <w:sz w:val="18"/>
+          <w:szCs w:val="18"/>
+          <w:u w:val="none"/>
+        </w:rPr>
+        <w:t xml:space="preserve"> ____________ </w:t>
+      </w:r>
+      <w:r>
+        <w:rPr>
+          <w:rFonts w:ascii="Malgun Gothic" w:hAnsi="Malgun Gothic" w:eastAsia="Malgun Gothic" w:cs="Malgun Gothic"/>
+          <w:b w:val="0"/>
+          <w:bCs w:val="0"/>
+          <w:i w:val="0"/>
+          <w:iCs w:val="0"/>
+          <w:sz w:val="18"/>
+          <w:szCs w:val="18"/>
+          <w:u w:val="none"/>
+        </w:rPr>
+        <w:t xml:space="preserve"> that we can't see the trees.</w:t>
       </w:r>
     </w:p>
     <w:p>
@@ -25297,6 +27529,1149 @@
                 <w:u w:val="none"/>
               </w:rPr>
               <w:t>in → in it. 현재 → can</w:t>
+            </w:r>
+          </w:p>
+        </w:tc>
+      </w:tr>
+    </w:tbl>
+    <w:p>
+      <w:pPr>
+        <w:keepNext/>
+        <w:spacing w:before="0" w:after="0" w:line="170" w:lineRule="exact"/>
+      </w:pPr>
+      <w:r>
+        <w:rPr>
+          <w:rFonts w:ascii="Malgun Gothic" w:hAnsi="Malgun Gothic" w:eastAsia="Malgun Gothic" w:cs="Malgun Gothic"/>
+          <w:b/>
+          <w:bCs/>
+          <w:i w:val="0"/>
+          <w:iCs w:val="0"/>
+          <w:color w:val="1F3864"/>
+          <w:sz w:val="14"/>
+          <w:szCs w:val="14"/>
+          <w:u w:val="none"/>
+        </w:rPr>
+        <w:t xml:space="preserve">H.  So · Such ~ that 도치</w:t>
+      </w:r>
+    </w:p>
+    <w:tbl>
+      <w:tblPr>
+        <w:tblW w:type="dxa" w:w="5143"/>
+        <w:jc w:val="left"/>
+        <w:tblLayout w:type="fixed"/>
+        <w:tblCellMar>
+          <w:top w:w="0" w:type="dxa"/>
+          <w:left w:w="45" w:type="dxa"/>
+          <w:bottom w:w="0" w:type="dxa"/>
+          <w:right w:w="45" w:type="dxa"/>
+        </w:tblCellMar>
+        <w:tblLook w:firstColumn="1" w:firstRow="1" w:lastColumn="0" w:lastRow="0" w:noHBand="0" w:noVBand="1" w:val="04A0"/>
+      </w:tblPr>
+      <w:tblGrid>
+        <w:gridCol w:w="380"/>
+        <w:gridCol w:w="1873"/>
+        <w:gridCol w:w="2889"/>
+      </w:tblGrid>
+      <w:tr>
+        <w:tc>
+          <w:tcPr>
+            <w:tcW w:type="dxa" w:w="380"/>
+            <w:tcBorders>
+              <w:top w:val="single" w:color="BFC7D5" w:sz="2"/>
+              <w:left w:val="single" w:color="BFC7D5" w:sz="2"/>
+              <w:bottom w:val="single" w:color="BFC7D5" w:sz="2"/>
+              <w:right w:val="single" w:color="BFC7D5" w:sz="2"/>
+            </w:tcBorders>
+          </w:tcPr>
+          <w:p>
+            <w:pPr>
+              <w:spacing w:before="0" w:after="0" w:line="170" w:lineRule="exact"/>
+            </w:pPr>
+            <w:r>
+              <w:rPr>
+                <w:rFonts w:ascii="Malgun Gothic" w:hAnsi="Malgun Gothic" w:eastAsia="Malgun Gothic" w:cs="Malgun Gothic"/>
+                <w:b/>
+                <w:bCs/>
+                <w:i w:val="0"/>
+                <w:iCs w:val="0"/>
+                <w:color w:val="1F3864"/>
+                <w:sz w:val="14"/>
+                <w:szCs w:val="14"/>
+                <w:u w:val="none"/>
+              </w:rPr>
+              <w:t xml:space="preserve">01</w:t>
+            </w:r>
+          </w:p>
+        </w:tc>
+        <w:tc>
+          <w:tcPr>
+            <w:tcW w:type="dxa" w:w="1873"/>
+            <w:tcBorders>
+              <w:top w:val="single" w:color="BFC7D5" w:sz="2"/>
+              <w:left w:val="single" w:color="BFC7D5" w:sz="2"/>
+              <w:bottom w:val="single" w:color="BFC7D5" w:sz="2"/>
+              <w:right w:val="single" w:color="BFC7D5" w:sz="2"/>
+            </w:tcBorders>
+          </w:tcPr>
+          <w:p>
+            <w:pPr>
+              <w:spacing w:before="0" w:after="0" w:line="170" w:lineRule="exact"/>
+            </w:pPr>
+            <w:r>
+              <w:rPr>
+                <w:rFonts w:ascii="Malgun Gothic" w:hAnsi="Malgun Gothic" w:eastAsia="Malgun Gothic" w:cs="Malgun Gothic"/>
+                <w:b/>
+                <w:bCs/>
+                <w:i w:val="0"/>
+                <w:iCs w:val="0"/>
+                <w:color w:val="B71C1C"/>
+                <w:sz w:val="14"/>
+                <w:szCs w:val="14"/>
+                <w:u w:val="none"/>
+              </w:rPr>
+              <w:t xml:space="preserve">was she</w:t>
+            </w:r>
+          </w:p>
+        </w:tc>
+        <w:tc>
+          <w:tcPr>
+            <w:tcW w:type="dxa" w:w="2889"/>
+            <w:tcBorders>
+              <w:top w:val="single" w:color="BFC7D5" w:sz="2"/>
+              <w:left w:val="single" w:color="BFC7D5" w:sz="2"/>
+              <w:bottom w:val="single" w:color="BFC7D5" w:sz="2"/>
+              <w:right w:val="single" w:color="BFC7D5" w:sz="2"/>
+            </w:tcBorders>
+          </w:tcPr>
+          <w:p>
+            <w:pPr>
+              <w:spacing w:before="0" w:after="0" w:line="170" w:lineRule="exact"/>
+            </w:pPr>
+            <w:r>
+              <w:rPr>
+                <w:rFonts w:ascii="Malgun Gothic" w:hAnsi="Malgun Gothic" w:eastAsia="Malgun Gothic" w:cs="Malgun Gothic"/>
+                <w:b w:val="0"/>
+                <w:bCs w:val="0"/>
+                <w:i w:val="0"/>
+                <w:iCs w:val="0"/>
+                <w:color w:val="6B6B6B"/>
+                <w:sz w:val="14"/>
+                <w:szCs w:val="14"/>
+                <w:u w:val="none"/>
+              </w:rPr>
+              <w:t xml:space="preserve">So + 형 → be + 주어. 대명사여도 도치</w:t>
+            </w:r>
+          </w:p>
+        </w:tc>
+      </w:tr>
+      <w:tr>
+        <w:tc>
+          <w:tcPr>
+            <w:tcW w:type="dxa" w:w="380"/>
+            <w:tcBorders>
+              <w:top w:val="single" w:color="BFC7D5" w:sz="2"/>
+              <w:left w:val="single" w:color="BFC7D5" w:sz="2"/>
+              <w:bottom w:val="single" w:color="BFC7D5" w:sz="2"/>
+              <w:right w:val="single" w:color="BFC7D5" w:sz="2"/>
+            </w:tcBorders>
+          </w:tcPr>
+          <w:p>
+            <w:pPr>
+              <w:spacing w:before="0" w:after="0" w:line="170" w:lineRule="exact"/>
+            </w:pPr>
+            <w:r>
+              <w:rPr>
+                <w:rFonts w:ascii="Malgun Gothic" w:hAnsi="Malgun Gothic" w:eastAsia="Malgun Gothic" w:cs="Malgun Gothic"/>
+                <w:b/>
+                <w:bCs/>
+                <w:i w:val="0"/>
+                <w:iCs w:val="0"/>
+                <w:color w:val="1F3864"/>
+                <w:sz w:val="14"/>
+                <w:szCs w:val="14"/>
+                <w:u w:val="none"/>
+              </w:rPr>
+              <w:t xml:space="preserve">02</w:t>
+            </w:r>
+          </w:p>
+        </w:tc>
+        <w:tc>
+          <w:tcPr>
+            <w:tcW w:type="dxa" w:w="1873"/>
+            <w:tcBorders>
+              <w:top w:val="single" w:color="BFC7D5" w:sz="2"/>
+              <w:left w:val="single" w:color="BFC7D5" w:sz="2"/>
+              <w:bottom w:val="single" w:color="BFC7D5" w:sz="2"/>
+              <w:right w:val="single" w:color="BFC7D5" w:sz="2"/>
+            </w:tcBorders>
+          </w:tcPr>
+          <w:p>
+            <w:pPr>
+              <w:spacing w:before="0" w:after="0" w:line="170" w:lineRule="exact"/>
+            </w:pPr>
+            <w:r>
+              <w:rPr>
+                <w:rFonts w:ascii="Malgun Gothic" w:hAnsi="Malgun Gothic" w:eastAsia="Malgun Gothic" w:cs="Malgun Gothic"/>
+                <w:b/>
+                <w:bCs/>
+                <w:i w:val="0"/>
+                <w:iCs w:val="0"/>
+                <w:color w:val="B71C1C"/>
+                <w:sz w:val="14"/>
+                <w:szCs w:val="14"/>
+                <w:u w:val="none"/>
+              </w:rPr>
+              <w:t xml:space="preserve">can this machine work</w:t>
+            </w:r>
+          </w:p>
+        </w:tc>
+        <w:tc>
+          <w:tcPr>
+            <w:tcW w:type="dxa" w:w="2889"/>
+            <w:tcBorders>
+              <w:top w:val="single" w:color="BFC7D5" w:sz="2"/>
+              <w:left w:val="single" w:color="BFC7D5" w:sz="2"/>
+              <w:bottom w:val="single" w:color="BFC7D5" w:sz="2"/>
+              <w:right w:val="single" w:color="BFC7D5" w:sz="2"/>
+            </w:tcBorders>
+          </w:tcPr>
+          <w:p>
+            <w:pPr>
+              <w:spacing w:before="0" w:after="0" w:line="170" w:lineRule="exact"/>
+            </w:pPr>
+            <w:r>
+              <w:rPr>
+                <w:rFonts w:ascii="Malgun Gothic" w:hAnsi="Malgun Gothic" w:eastAsia="Malgun Gothic" w:cs="Malgun Gothic"/>
+                <w:b w:val="0"/>
+                <w:bCs w:val="0"/>
+                <w:i w:val="0"/>
+                <w:iCs w:val="0"/>
+                <w:color w:val="6B6B6B"/>
+                <w:sz w:val="14"/>
+                <w:szCs w:val="14"/>
+                <w:u w:val="none"/>
+              </w:rPr>
+              <w:t xml:space="preserve">조동사만 주어 앞, 본동사는 원형</w:t>
+            </w:r>
+          </w:p>
+        </w:tc>
+      </w:tr>
+      <w:tr>
+        <w:tc>
+          <w:tcPr>
+            <w:tcW w:type="dxa" w:w="380"/>
+            <w:tcBorders>
+              <w:top w:val="single" w:color="BFC7D5" w:sz="2"/>
+              <w:left w:val="single" w:color="BFC7D5" w:sz="2"/>
+              <w:bottom w:val="single" w:color="BFC7D5" w:sz="2"/>
+              <w:right w:val="single" w:color="BFC7D5" w:sz="2"/>
+            </w:tcBorders>
+          </w:tcPr>
+          <w:p>
+            <w:pPr>
+              <w:spacing w:before="0" w:after="0" w:line="170" w:lineRule="exact"/>
+            </w:pPr>
+            <w:r>
+              <w:rPr>
+                <w:rFonts w:ascii="Malgun Gothic" w:hAnsi="Malgun Gothic" w:eastAsia="Malgun Gothic" w:cs="Malgun Gothic"/>
+                <w:b/>
+                <w:bCs/>
+                <w:i w:val="0"/>
+                <w:iCs w:val="0"/>
+                <w:color w:val="1F3864"/>
+                <w:sz w:val="14"/>
+                <w:szCs w:val="14"/>
+                <w:u w:val="none"/>
+              </w:rPr>
+              <w:t xml:space="preserve">03</w:t>
+            </w:r>
+          </w:p>
+        </w:tc>
+        <w:tc>
+          <w:tcPr>
+            <w:tcW w:type="dxa" w:w="1873"/>
+            <w:tcBorders>
+              <w:top w:val="single" w:color="BFC7D5" w:sz="2"/>
+              <w:left w:val="single" w:color="BFC7D5" w:sz="2"/>
+              <w:bottom w:val="single" w:color="BFC7D5" w:sz="2"/>
+              <w:right w:val="single" w:color="BFC7D5" w:sz="2"/>
+            </w:tcBorders>
+          </w:tcPr>
+          <w:p>
+            <w:pPr>
+              <w:spacing w:before="0" w:after="0" w:line="170" w:lineRule="exact"/>
+            </w:pPr>
+            <w:r>
+              <w:rPr>
+                <w:rFonts w:ascii="Malgun Gothic" w:hAnsi="Malgun Gothic" w:eastAsia="Malgun Gothic" w:cs="Malgun Gothic"/>
+                <w:b/>
+                <w:bCs/>
+                <w:i w:val="0"/>
+                <w:iCs w:val="0"/>
+                <w:color w:val="B71C1C"/>
+                <w:sz w:val="14"/>
+                <w:szCs w:val="14"/>
+                <w:u w:val="none"/>
+              </w:rPr>
+              <w:t xml:space="preserve">did he study</w:t>
+            </w:r>
+          </w:p>
+        </w:tc>
+        <w:tc>
+          <w:tcPr>
+            <w:tcW w:type="dxa" w:w="2889"/>
+            <w:tcBorders>
+              <w:top w:val="single" w:color="BFC7D5" w:sz="2"/>
+              <w:left w:val="single" w:color="BFC7D5" w:sz="2"/>
+              <w:bottom w:val="single" w:color="BFC7D5" w:sz="2"/>
+              <w:right w:val="single" w:color="BFC7D5" w:sz="2"/>
+            </w:tcBorders>
+          </w:tcPr>
+          <w:p>
+            <w:pPr>
+              <w:spacing w:before="0" w:after="0" w:line="170" w:lineRule="exact"/>
+            </w:pPr>
+            <w:r>
+              <w:rPr>
+                <w:rFonts w:ascii="Malgun Gothic" w:hAnsi="Malgun Gothic" w:eastAsia="Malgun Gothic" w:cs="Malgun Gothic"/>
+                <w:b w:val="0"/>
+                <w:bCs w:val="0"/>
+                <w:i w:val="0"/>
+                <w:iCs w:val="0"/>
+                <w:color w:val="6B6B6B"/>
+                <w:sz w:val="14"/>
+                <w:szCs w:val="14"/>
+                <w:u w:val="none"/>
+              </w:rPr>
+              <w:t xml:space="preserve">일반동사 과거 → did + 주어 + 원형</w:t>
+            </w:r>
+          </w:p>
+        </w:tc>
+      </w:tr>
+      <w:tr>
+        <w:tc>
+          <w:tcPr>
+            <w:tcW w:type="dxa" w:w="380"/>
+            <w:tcBorders>
+              <w:top w:val="single" w:color="BFC7D5" w:sz="2"/>
+              <w:left w:val="single" w:color="BFC7D5" w:sz="2"/>
+              <w:bottom w:val="single" w:color="BFC7D5" w:sz="2"/>
+              <w:right w:val="single" w:color="BFC7D5" w:sz="2"/>
+            </w:tcBorders>
+          </w:tcPr>
+          <w:p>
+            <w:pPr>
+              <w:spacing w:before="0" w:after="0" w:line="170" w:lineRule="exact"/>
+            </w:pPr>
+            <w:r>
+              <w:rPr>
+                <w:rFonts w:ascii="Malgun Gothic" w:hAnsi="Malgun Gothic" w:eastAsia="Malgun Gothic" w:cs="Malgun Gothic"/>
+                <w:b/>
+                <w:bCs/>
+                <w:i w:val="0"/>
+                <w:iCs w:val="0"/>
+                <w:color w:val="1F3864"/>
+                <w:sz w:val="14"/>
+                <w:szCs w:val="14"/>
+                <w:u w:val="none"/>
+              </w:rPr>
+              <w:t xml:space="preserve">04</w:t>
+            </w:r>
+          </w:p>
+        </w:tc>
+        <w:tc>
+          <w:tcPr>
+            <w:tcW w:type="dxa" w:w="1873"/>
+            <w:tcBorders>
+              <w:top w:val="single" w:color="BFC7D5" w:sz="2"/>
+              <w:left w:val="single" w:color="BFC7D5" w:sz="2"/>
+              <w:bottom w:val="single" w:color="BFC7D5" w:sz="2"/>
+              <w:right w:val="single" w:color="BFC7D5" w:sz="2"/>
+            </w:tcBorders>
+          </w:tcPr>
+          <w:p>
+            <w:pPr>
+              <w:spacing w:before="0" w:after="0" w:line="170" w:lineRule="exact"/>
+            </w:pPr>
+            <w:r>
+              <w:rPr>
+                <w:rFonts w:ascii="Malgun Gothic" w:hAnsi="Malgun Gothic" w:eastAsia="Malgun Gothic" w:cs="Malgun Gothic"/>
+                <w:b/>
+                <w:bCs/>
+                <w:i w:val="0"/>
+                <w:iCs w:val="0"/>
+                <w:color w:val="B71C1C"/>
+                <w:sz w:val="14"/>
+                <w:szCs w:val="14"/>
+                <w:u w:val="none"/>
+              </w:rPr>
+              <w:t xml:space="preserve">does she dance</w:t>
+            </w:r>
+          </w:p>
+        </w:tc>
+        <w:tc>
+          <w:tcPr>
+            <w:tcW w:type="dxa" w:w="2889"/>
+            <w:tcBorders>
+              <w:top w:val="single" w:color="BFC7D5" w:sz="2"/>
+              <w:left w:val="single" w:color="BFC7D5" w:sz="2"/>
+              <w:bottom w:val="single" w:color="BFC7D5" w:sz="2"/>
+              <w:right w:val="single" w:color="BFC7D5" w:sz="2"/>
+            </w:tcBorders>
+          </w:tcPr>
+          <w:p>
+            <w:pPr>
+              <w:spacing w:before="0" w:after="0" w:line="170" w:lineRule="exact"/>
+            </w:pPr>
+            <w:r>
+              <w:rPr>
+                <w:rFonts w:ascii="Malgun Gothic" w:hAnsi="Malgun Gothic" w:eastAsia="Malgun Gothic" w:cs="Malgun Gothic"/>
+                <w:b w:val="0"/>
+                <w:bCs w:val="0"/>
+                <w:i w:val="0"/>
+                <w:iCs w:val="0"/>
+                <w:color w:val="6B6B6B"/>
+                <w:sz w:val="14"/>
+                <w:szCs w:val="14"/>
+                <w:u w:val="none"/>
+              </w:rPr>
+              <w:t xml:space="preserve">현재 · 3인칭 단수 → does + 주어 + 원형</w:t>
+            </w:r>
+          </w:p>
+        </w:tc>
+      </w:tr>
+      <w:tr>
+        <w:tc>
+          <w:tcPr>
+            <w:tcW w:type="dxa" w:w="380"/>
+            <w:tcBorders>
+              <w:top w:val="single" w:color="BFC7D5" w:sz="2"/>
+              <w:left w:val="single" w:color="BFC7D5" w:sz="2"/>
+              <w:bottom w:val="single" w:color="BFC7D5" w:sz="2"/>
+              <w:right w:val="single" w:color="BFC7D5" w:sz="2"/>
+            </w:tcBorders>
+          </w:tcPr>
+          <w:p>
+            <w:pPr>
+              <w:spacing w:before="0" w:after="0" w:line="170" w:lineRule="exact"/>
+            </w:pPr>
+            <w:r>
+              <w:rPr>
+                <w:rFonts w:ascii="Malgun Gothic" w:hAnsi="Malgun Gothic" w:eastAsia="Malgun Gothic" w:cs="Malgun Gothic"/>
+                <w:b/>
+                <w:bCs/>
+                <w:i w:val="0"/>
+                <w:iCs w:val="0"/>
+                <w:color w:val="1F3864"/>
+                <w:sz w:val="14"/>
+                <w:szCs w:val="14"/>
+                <w:u w:val="none"/>
+              </w:rPr>
+              <w:t xml:space="preserve">05</w:t>
+            </w:r>
+          </w:p>
+        </w:tc>
+        <w:tc>
+          <w:tcPr>
+            <w:tcW w:type="dxa" w:w="1873"/>
+            <w:tcBorders>
+              <w:top w:val="single" w:color="BFC7D5" w:sz="2"/>
+              <w:left w:val="single" w:color="BFC7D5" w:sz="2"/>
+              <w:bottom w:val="single" w:color="BFC7D5" w:sz="2"/>
+              <w:right w:val="single" w:color="BFC7D5" w:sz="2"/>
+            </w:tcBorders>
+          </w:tcPr>
+          <w:p>
+            <w:pPr>
+              <w:spacing w:before="0" w:after="0" w:line="170" w:lineRule="exact"/>
+            </w:pPr>
+            <w:r>
+              <w:rPr>
+                <w:rFonts w:ascii="Malgun Gothic" w:hAnsi="Malgun Gothic" w:eastAsia="Malgun Gothic" w:cs="Malgun Gothic"/>
+                <w:b/>
+                <w:bCs/>
+                <w:i w:val="0"/>
+                <w:iCs w:val="0"/>
+                <w:color w:val="B71C1C"/>
+                <w:sz w:val="14"/>
+                <w:szCs w:val="14"/>
+                <w:u w:val="none"/>
+              </w:rPr>
+              <w:t xml:space="preserve">were</w:t>
+            </w:r>
+          </w:p>
+        </w:tc>
+        <w:tc>
+          <w:tcPr>
+            <w:tcW w:type="dxa" w:w="2889"/>
+            <w:tcBorders>
+              <w:top w:val="single" w:color="BFC7D5" w:sz="2"/>
+              <w:left w:val="single" w:color="BFC7D5" w:sz="2"/>
+              <w:bottom w:val="single" w:color="BFC7D5" w:sz="2"/>
+              <w:right w:val="single" w:color="BFC7D5" w:sz="2"/>
+            </w:tcBorders>
+          </w:tcPr>
+          <w:p>
+            <w:pPr>
+              <w:spacing w:before="0" w:after="0" w:line="170" w:lineRule="exact"/>
+            </w:pPr>
+            <w:r>
+              <w:rPr>
+                <w:rFonts w:ascii="Malgun Gothic" w:hAnsi="Malgun Gothic" w:eastAsia="Malgun Gothic" w:cs="Malgun Gothic"/>
+                <w:b w:val="0"/>
+                <w:bCs w:val="0"/>
+                <w:i w:val="0"/>
+                <w:iCs w:val="0"/>
+                <w:color w:val="6B6B6B"/>
+                <w:sz w:val="14"/>
+                <w:szCs w:val="14"/>
+                <w:u w:val="none"/>
+              </w:rPr>
+              <w:t xml:space="preserve">뒤의 진짜 주어 the players(복수) → were</w:t>
+            </w:r>
+          </w:p>
+        </w:tc>
+      </w:tr>
+      <w:tr>
+        <w:tc>
+          <w:tcPr>
+            <w:tcW w:type="dxa" w:w="380"/>
+            <w:tcBorders>
+              <w:top w:val="single" w:color="BFC7D5" w:sz="2"/>
+              <w:left w:val="single" w:color="BFC7D5" w:sz="2"/>
+              <w:bottom w:val="single" w:color="BFC7D5" w:sz="2"/>
+              <w:right w:val="single" w:color="BFC7D5" w:sz="2"/>
+            </w:tcBorders>
+          </w:tcPr>
+          <w:p>
+            <w:pPr>
+              <w:spacing w:before="0" w:after="0" w:line="170" w:lineRule="exact"/>
+            </w:pPr>
+            <w:r>
+              <w:rPr>
+                <w:rFonts w:ascii="Malgun Gothic" w:hAnsi="Malgun Gothic" w:eastAsia="Malgun Gothic" w:cs="Malgun Gothic"/>
+                <w:b/>
+                <w:bCs/>
+                <w:i w:val="0"/>
+                <w:iCs w:val="0"/>
+                <w:color w:val="1F3864"/>
+                <w:sz w:val="14"/>
+                <w:szCs w:val="14"/>
+                <w:u w:val="none"/>
+              </w:rPr>
+              <w:t xml:space="preserve">06</w:t>
+            </w:r>
+          </w:p>
+        </w:tc>
+        <w:tc>
+          <w:tcPr>
+            <w:tcW w:type="dxa" w:w="1873"/>
+            <w:tcBorders>
+              <w:top w:val="single" w:color="BFC7D5" w:sz="2"/>
+              <w:left w:val="single" w:color="BFC7D5" w:sz="2"/>
+              <w:bottom w:val="single" w:color="BFC7D5" w:sz="2"/>
+              <w:right w:val="single" w:color="BFC7D5" w:sz="2"/>
+            </w:tcBorders>
+          </w:tcPr>
+          <w:p>
+            <w:pPr>
+              <w:spacing w:before="0" w:after="0" w:line="170" w:lineRule="exact"/>
+            </w:pPr>
+            <w:r>
+              <w:rPr>
+                <w:rFonts w:ascii="Malgun Gothic" w:hAnsi="Malgun Gothic" w:eastAsia="Malgun Gothic" w:cs="Malgun Gothic"/>
+                <w:b/>
+                <w:bCs/>
+                <w:i w:val="0"/>
+                <w:iCs w:val="0"/>
+                <w:color w:val="B71C1C"/>
+                <w:sz w:val="14"/>
+                <w:szCs w:val="14"/>
+                <w:u w:val="none"/>
+              </w:rPr>
+              <w:t xml:space="preserve">Such</w:t>
+            </w:r>
+          </w:p>
+        </w:tc>
+        <w:tc>
+          <w:tcPr>
+            <w:tcW w:type="dxa" w:w="2889"/>
+            <w:tcBorders>
+              <w:top w:val="single" w:color="BFC7D5" w:sz="2"/>
+              <w:left w:val="single" w:color="BFC7D5" w:sz="2"/>
+              <w:bottom w:val="single" w:color="BFC7D5" w:sz="2"/>
+              <w:right w:val="single" w:color="BFC7D5" w:sz="2"/>
+            </w:tcBorders>
+          </w:tcPr>
+          <w:p>
+            <w:pPr>
+              <w:spacing w:before="0" w:after="0" w:line="170" w:lineRule="exact"/>
+            </w:pPr>
+            <w:r>
+              <w:rPr>
+                <w:rFonts w:ascii="Malgun Gothic" w:hAnsi="Malgun Gothic" w:eastAsia="Malgun Gothic" w:cs="Malgun Gothic"/>
+                <w:b w:val="0"/>
+                <w:bCs w:val="0"/>
+                <w:i w:val="0"/>
+                <w:iCs w:val="0"/>
+                <w:color w:val="6B6B6B"/>
+                <w:sz w:val="14"/>
+                <w:szCs w:val="14"/>
+                <w:u w:val="none"/>
+              </w:rPr>
+              <w:t xml:space="preserve">be 뒤에 명사 주어만 → Such + be + 주어</w:t>
+            </w:r>
+          </w:p>
+        </w:tc>
+      </w:tr>
+      <w:tr>
+        <w:tc>
+          <w:tcPr>
+            <w:tcW w:type="dxa" w:w="380"/>
+            <w:tcBorders>
+              <w:top w:val="single" w:color="BFC7D5" w:sz="2"/>
+              <w:left w:val="single" w:color="BFC7D5" w:sz="2"/>
+              <w:bottom w:val="single" w:color="BFC7D5" w:sz="2"/>
+              <w:right w:val="single" w:color="BFC7D5" w:sz="2"/>
+            </w:tcBorders>
+          </w:tcPr>
+          <w:p>
+            <w:pPr>
+              <w:spacing w:before="0" w:after="0" w:line="170" w:lineRule="exact"/>
+            </w:pPr>
+            <w:r>
+              <w:rPr>
+                <w:rFonts w:ascii="Malgun Gothic" w:hAnsi="Malgun Gothic" w:eastAsia="Malgun Gothic" w:cs="Malgun Gothic"/>
+                <w:b/>
+                <w:bCs/>
+                <w:i w:val="0"/>
+                <w:iCs w:val="0"/>
+                <w:color w:val="1F3864"/>
+                <w:sz w:val="14"/>
+                <w:szCs w:val="14"/>
+                <w:u w:val="none"/>
+              </w:rPr>
+              <w:t xml:space="preserve">07</w:t>
+            </w:r>
+          </w:p>
+        </w:tc>
+        <w:tc>
+          <w:tcPr>
+            <w:tcW w:type="dxa" w:w="1873"/>
+            <w:tcBorders>
+              <w:top w:val="single" w:color="BFC7D5" w:sz="2"/>
+              <w:left w:val="single" w:color="BFC7D5" w:sz="2"/>
+              <w:bottom w:val="single" w:color="BFC7D5" w:sz="2"/>
+              <w:right w:val="single" w:color="BFC7D5" w:sz="2"/>
+            </w:tcBorders>
+          </w:tcPr>
+          <w:p>
+            <w:pPr>
+              <w:spacing w:before="0" w:after="0" w:line="170" w:lineRule="exact"/>
+            </w:pPr>
+            <w:r>
+              <w:rPr>
+                <w:rFonts w:ascii="Malgun Gothic" w:hAnsi="Malgun Gothic" w:eastAsia="Malgun Gothic" w:cs="Malgun Gothic"/>
+                <w:b/>
+                <w:bCs/>
+                <w:i w:val="0"/>
+                <w:iCs w:val="0"/>
+                <w:color w:val="B71C1C"/>
+                <w:sz w:val="14"/>
+                <w:szCs w:val="14"/>
+                <w:u w:val="none"/>
+              </w:rPr>
+              <w:t xml:space="preserve">he comes</w:t>
+            </w:r>
+          </w:p>
+        </w:tc>
+        <w:tc>
+          <w:tcPr>
+            <w:tcW w:type="dxa" w:w="2889"/>
+            <w:tcBorders>
+              <w:top w:val="single" w:color="BFC7D5" w:sz="2"/>
+              <w:left w:val="single" w:color="BFC7D5" w:sz="2"/>
+              <w:bottom w:val="single" w:color="BFC7D5" w:sz="2"/>
+              <w:right w:val="single" w:color="BFC7D5" w:sz="2"/>
+            </w:tcBorders>
+          </w:tcPr>
+          <w:p>
+            <w:pPr>
+              <w:spacing w:before="0" w:after="0" w:line="170" w:lineRule="exact"/>
+            </w:pPr>
+            <w:r>
+              <w:rPr>
+                <w:rFonts w:ascii="Malgun Gothic" w:hAnsi="Malgun Gothic" w:eastAsia="Malgun Gothic" w:cs="Malgun Gothic"/>
+                <w:b w:val="0"/>
+                <w:bCs w:val="0"/>
+                <w:i w:val="0"/>
+                <w:iCs w:val="0"/>
+                <w:color w:val="6B6B6B"/>
+                <w:sz w:val="14"/>
+                <w:szCs w:val="14"/>
+                <w:u w:val="none"/>
+              </w:rPr>
+              <w:t xml:space="preserve">so 없는 장소 부사 + 대명사 → 도치 ✕ ★</w:t>
+            </w:r>
+          </w:p>
+        </w:tc>
+      </w:tr>
+      <w:tr>
+        <w:tc>
+          <w:tcPr>
+            <w:tcW w:type="dxa" w:w="380"/>
+            <w:tcBorders>
+              <w:top w:val="single" w:color="BFC7D5" w:sz="2"/>
+              <w:left w:val="single" w:color="BFC7D5" w:sz="2"/>
+              <w:bottom w:val="single" w:color="BFC7D5" w:sz="2"/>
+              <w:right w:val="single" w:color="BFC7D5" w:sz="2"/>
+            </w:tcBorders>
+          </w:tcPr>
+          <w:p>
+            <w:pPr>
+              <w:spacing w:before="0" w:after="0" w:line="170" w:lineRule="exact"/>
+            </w:pPr>
+            <w:r>
+              <w:rPr>
+                <w:rFonts w:ascii="Malgun Gothic" w:hAnsi="Malgun Gothic" w:eastAsia="Malgun Gothic" w:cs="Malgun Gothic"/>
+                <w:b/>
+                <w:bCs/>
+                <w:i w:val="0"/>
+                <w:iCs w:val="0"/>
+                <w:color w:val="1F3864"/>
+                <w:sz w:val="14"/>
+                <w:szCs w:val="14"/>
+                <w:u w:val="none"/>
+              </w:rPr>
+              <w:t xml:space="preserve">08</w:t>
+            </w:r>
+          </w:p>
+        </w:tc>
+        <w:tc>
+          <w:tcPr>
+            <w:tcW w:type="dxa" w:w="1873"/>
+            <w:tcBorders>
+              <w:top w:val="single" w:color="BFC7D5" w:sz="2"/>
+              <w:left w:val="single" w:color="BFC7D5" w:sz="2"/>
+              <w:bottom w:val="single" w:color="BFC7D5" w:sz="2"/>
+              <w:right w:val="single" w:color="BFC7D5" w:sz="2"/>
+            </w:tcBorders>
+          </w:tcPr>
+          <w:p>
+            <w:pPr>
+              <w:spacing w:before="0" w:after="0" w:line="170" w:lineRule="exact"/>
+            </w:pPr>
+            <w:r>
+              <w:rPr>
+                <w:rFonts w:ascii="Malgun Gothic" w:hAnsi="Malgun Gothic" w:eastAsia="Malgun Gothic" w:cs="Malgun Gothic"/>
+                <w:b/>
+                <w:bCs/>
+                <w:i w:val="0"/>
+                <w:iCs w:val="0"/>
+                <w:color w:val="B71C1C"/>
+                <w:sz w:val="14"/>
+                <w:szCs w:val="14"/>
+                <w:u w:val="none"/>
+              </w:rPr>
+              <w:t xml:space="preserve">we could</w:t>
+            </w:r>
+          </w:p>
+        </w:tc>
+        <w:tc>
+          <w:tcPr>
+            <w:tcW w:type="dxa" w:w="2889"/>
+            <w:tcBorders>
+              <w:top w:val="single" w:color="BFC7D5" w:sz="2"/>
+              <w:left w:val="single" w:color="BFC7D5" w:sz="2"/>
+              <w:bottom w:val="single" w:color="BFC7D5" w:sz="2"/>
+              <w:right w:val="single" w:color="BFC7D5" w:sz="2"/>
+            </w:tcBorders>
+          </w:tcPr>
+          <w:p>
+            <w:pPr>
+              <w:spacing w:before="0" w:after="0" w:line="170" w:lineRule="exact"/>
+            </w:pPr>
+            <w:r>
+              <w:rPr>
+                <w:rFonts w:ascii="Malgun Gothic" w:hAnsi="Malgun Gothic" w:eastAsia="Malgun Gothic" w:cs="Malgun Gothic"/>
+                <w:b w:val="0"/>
+                <w:bCs w:val="0"/>
+                <w:i w:val="0"/>
+                <w:iCs w:val="0"/>
+                <w:color w:val="6B6B6B"/>
+                <w:sz w:val="14"/>
+                <w:szCs w:val="14"/>
+                <w:u w:val="none"/>
+              </w:rPr>
+              <w:t xml:space="preserve">목적의 so that절은 평서문 어순 ★</w:t>
+            </w:r>
+          </w:p>
+        </w:tc>
+      </w:tr>
+      <w:tr>
+        <w:tc>
+          <w:tcPr>
+            <w:tcW w:type="dxa" w:w="380"/>
+            <w:tcBorders>
+              <w:top w:val="single" w:color="BFC7D5" w:sz="2"/>
+              <w:left w:val="single" w:color="BFC7D5" w:sz="2"/>
+              <w:bottom w:val="single" w:color="BFC7D5" w:sz="2"/>
+              <w:right w:val="single" w:color="BFC7D5" w:sz="2"/>
+            </w:tcBorders>
+          </w:tcPr>
+          <w:p>
+            <w:pPr>
+              <w:spacing w:before="0" w:after="0" w:line="170" w:lineRule="exact"/>
+            </w:pPr>
+            <w:r>
+              <w:rPr>
+                <w:rFonts w:ascii="Malgun Gothic" w:hAnsi="Malgun Gothic" w:eastAsia="Malgun Gothic" w:cs="Malgun Gothic"/>
+                <w:b/>
+                <w:bCs/>
+                <w:i w:val="0"/>
+                <w:iCs w:val="0"/>
+                <w:color w:val="1F3864"/>
+                <w:sz w:val="14"/>
+                <w:szCs w:val="14"/>
+                <w:u w:val="none"/>
+              </w:rPr>
+              <w:t xml:space="preserve">09</w:t>
+            </w:r>
+          </w:p>
+        </w:tc>
+        <w:tc>
+          <w:tcPr>
+            <w:tcW w:type="dxa" w:w="1873"/>
+            <w:tcBorders>
+              <w:top w:val="single" w:color="BFC7D5" w:sz="2"/>
+              <w:left w:val="single" w:color="BFC7D5" w:sz="2"/>
+              <w:bottom w:val="single" w:color="BFC7D5" w:sz="2"/>
+              <w:right w:val="single" w:color="BFC7D5" w:sz="2"/>
+            </w:tcBorders>
+          </w:tcPr>
+          <w:p>
+            <w:pPr>
+              <w:spacing w:before="0" w:after="0" w:line="170" w:lineRule="exact"/>
+            </w:pPr>
+            <w:r>
+              <w:rPr>
+                <w:rFonts w:ascii="Malgun Gothic" w:hAnsi="Malgun Gothic" w:eastAsia="Malgun Gothic" w:cs="Malgun Gothic"/>
+                <w:b/>
+                <w:bCs/>
+                <w:i w:val="0"/>
+                <w:iCs w:val="0"/>
+                <w:color w:val="B71C1C"/>
+                <w:sz w:val="14"/>
+                <w:szCs w:val="14"/>
+                <w:u w:val="none"/>
+              </w:rPr>
+              <w:t xml:space="preserve">was she</w:t>
+            </w:r>
+          </w:p>
+        </w:tc>
+        <w:tc>
+          <w:tcPr>
+            <w:tcW w:type="dxa" w:w="2889"/>
+            <w:tcBorders>
+              <w:top w:val="single" w:color="BFC7D5" w:sz="2"/>
+              <w:left w:val="single" w:color="BFC7D5" w:sz="2"/>
+              <w:bottom w:val="single" w:color="BFC7D5" w:sz="2"/>
+              <w:right w:val="single" w:color="BFC7D5" w:sz="2"/>
+            </w:tcBorders>
+          </w:tcPr>
+          <w:p>
+            <w:pPr>
+              <w:spacing w:before="0" w:after="0" w:line="170" w:lineRule="exact"/>
+            </w:pPr>
+            <w:r>
+              <w:rPr>
+                <w:rFonts w:ascii="Malgun Gothic" w:hAnsi="Malgun Gothic" w:eastAsia="Malgun Gothic" w:cs="Malgun Gothic"/>
+                <w:b w:val="0"/>
+                <w:bCs w:val="0"/>
+                <w:i w:val="0"/>
+                <w:iCs w:val="0"/>
+                <w:color w:val="6B6B6B"/>
+                <w:sz w:val="14"/>
+                <w:szCs w:val="14"/>
+                <w:u w:val="none"/>
+              </w:rPr>
+              <w:t xml:space="preserve">be + 대명사 주어 → 도치 ○</w:t>
+            </w:r>
+          </w:p>
+        </w:tc>
+      </w:tr>
+      <w:tr>
+        <w:tc>
+          <w:tcPr>
+            <w:tcW w:type="dxa" w:w="380"/>
+            <w:tcBorders>
+              <w:top w:val="single" w:color="BFC7D5" w:sz="2"/>
+              <w:left w:val="single" w:color="BFC7D5" w:sz="2"/>
+              <w:bottom w:val="single" w:color="BFC7D5" w:sz="2"/>
+              <w:right w:val="single" w:color="BFC7D5" w:sz="2"/>
+            </w:tcBorders>
+          </w:tcPr>
+          <w:p>
+            <w:pPr>
+              <w:spacing w:before="0" w:after="0" w:line="170" w:lineRule="exact"/>
+            </w:pPr>
+            <w:r>
+              <w:rPr>
+                <w:rFonts w:ascii="Malgun Gothic" w:hAnsi="Malgun Gothic" w:eastAsia="Malgun Gothic" w:cs="Malgun Gothic"/>
+                <w:b/>
+                <w:bCs/>
+                <w:i w:val="0"/>
+                <w:iCs w:val="0"/>
+                <w:color w:val="1F3864"/>
+                <w:sz w:val="14"/>
+                <w:szCs w:val="14"/>
+                <w:u w:val="none"/>
+              </w:rPr>
+              <w:t xml:space="preserve">10</w:t>
+            </w:r>
+          </w:p>
+        </w:tc>
+        <w:tc>
+          <w:tcPr>
+            <w:tcW w:type="dxa" w:w="1873"/>
+            <w:tcBorders>
+              <w:top w:val="single" w:color="BFC7D5" w:sz="2"/>
+              <w:left w:val="single" w:color="BFC7D5" w:sz="2"/>
+              <w:bottom w:val="single" w:color="BFC7D5" w:sz="2"/>
+              <w:right w:val="single" w:color="BFC7D5" w:sz="2"/>
+            </w:tcBorders>
+          </w:tcPr>
+          <w:p>
+            <w:pPr>
+              <w:spacing w:before="0" w:after="0" w:line="170" w:lineRule="exact"/>
+            </w:pPr>
+            <w:r>
+              <w:rPr>
+                <w:rFonts w:ascii="Malgun Gothic" w:hAnsi="Malgun Gothic" w:eastAsia="Malgun Gothic" w:cs="Malgun Gothic"/>
+                <w:b/>
+                <w:bCs/>
+                <w:i w:val="0"/>
+                <w:iCs w:val="0"/>
+                <w:color w:val="B71C1C"/>
+                <w:sz w:val="14"/>
+                <w:szCs w:val="14"/>
+                <w:u w:val="none"/>
+              </w:rPr>
+              <w:t xml:space="preserve">did he drive</w:t>
+            </w:r>
+          </w:p>
+        </w:tc>
+        <w:tc>
+          <w:tcPr>
+            <w:tcW w:type="dxa" w:w="2889"/>
+            <w:tcBorders>
+              <w:top w:val="single" w:color="BFC7D5" w:sz="2"/>
+              <w:left w:val="single" w:color="BFC7D5" w:sz="2"/>
+              <w:bottom w:val="single" w:color="BFC7D5" w:sz="2"/>
+              <w:right w:val="single" w:color="BFC7D5" w:sz="2"/>
+            </w:tcBorders>
+          </w:tcPr>
+          <w:p>
+            <w:pPr>
+              <w:spacing w:before="0" w:after="0" w:line="170" w:lineRule="exact"/>
+            </w:pPr>
+            <w:r>
+              <w:rPr>
+                <w:rFonts w:ascii="Malgun Gothic" w:hAnsi="Malgun Gothic" w:eastAsia="Malgun Gothic" w:cs="Malgun Gothic"/>
+                <w:b w:val="0"/>
+                <w:bCs w:val="0"/>
+                <w:i w:val="0"/>
+                <w:iCs w:val="0"/>
+                <w:color w:val="6B6B6B"/>
+                <w:sz w:val="14"/>
+                <w:szCs w:val="14"/>
+                <w:u w:val="none"/>
+              </w:rPr>
+              <w:t xml:space="preserve">drove → did + 주어 + drive</w:t>
+            </w:r>
+          </w:p>
+        </w:tc>
+      </w:tr>
+      <w:tr>
+        <w:tc>
+          <w:tcPr>
+            <w:tcW w:type="dxa" w:w="380"/>
+            <w:tcBorders>
+              <w:top w:val="single" w:color="BFC7D5" w:sz="2"/>
+              <w:left w:val="single" w:color="BFC7D5" w:sz="2"/>
+              <w:bottom w:val="single" w:color="BFC7D5" w:sz="2"/>
+              <w:right w:val="single" w:color="BFC7D5" w:sz="2"/>
+            </w:tcBorders>
+          </w:tcPr>
+          <w:p>
+            <w:pPr>
+              <w:spacing w:before="0" w:after="0" w:line="170" w:lineRule="exact"/>
+            </w:pPr>
+            <w:r>
+              <w:rPr>
+                <w:rFonts w:ascii="Malgun Gothic" w:hAnsi="Malgun Gothic" w:eastAsia="Malgun Gothic" w:cs="Malgun Gothic"/>
+                <w:b/>
+                <w:bCs/>
+                <w:i w:val="0"/>
+                <w:iCs w:val="0"/>
+                <w:color w:val="1F3864"/>
+                <w:sz w:val="14"/>
+                <w:szCs w:val="14"/>
+                <w:u w:val="none"/>
+              </w:rPr>
+              <w:t xml:space="preserve">11</w:t>
+            </w:r>
+          </w:p>
+        </w:tc>
+        <w:tc>
+          <w:tcPr>
+            <w:tcW w:type="dxa" w:w="1873"/>
+            <w:tcBorders>
+              <w:top w:val="single" w:color="BFC7D5" w:sz="2"/>
+              <w:left w:val="single" w:color="BFC7D5" w:sz="2"/>
+              <w:bottom w:val="single" w:color="BFC7D5" w:sz="2"/>
+              <w:right w:val="single" w:color="BFC7D5" w:sz="2"/>
+            </w:tcBorders>
+          </w:tcPr>
+          <w:p>
+            <w:pPr>
+              <w:spacing w:before="0" w:after="0" w:line="170" w:lineRule="exact"/>
+            </w:pPr>
+            <w:r>
+              <w:rPr>
+                <w:rFonts w:ascii="Malgun Gothic" w:hAnsi="Malgun Gothic" w:eastAsia="Malgun Gothic" w:cs="Malgun Gothic"/>
+                <w:b/>
+                <w:bCs/>
+                <w:i w:val="0"/>
+                <w:iCs w:val="0"/>
+                <w:color w:val="B71C1C"/>
+                <w:sz w:val="14"/>
+                <w:szCs w:val="14"/>
+                <w:u w:val="none"/>
+              </w:rPr>
+              <w:t xml:space="preserve">can this bridge hold</w:t>
+            </w:r>
+          </w:p>
+        </w:tc>
+        <w:tc>
+          <w:tcPr>
+            <w:tcW w:type="dxa" w:w="2889"/>
+            <w:tcBorders>
+              <w:top w:val="single" w:color="BFC7D5" w:sz="2"/>
+              <w:left w:val="single" w:color="BFC7D5" w:sz="2"/>
+              <w:bottom w:val="single" w:color="BFC7D5" w:sz="2"/>
+              <w:right w:val="single" w:color="BFC7D5" w:sz="2"/>
+            </w:tcBorders>
+          </w:tcPr>
+          <w:p>
+            <w:pPr>
+              <w:spacing w:before="0" w:after="0" w:line="170" w:lineRule="exact"/>
+            </w:pPr>
+            <w:r>
+              <w:rPr>
+                <w:rFonts w:ascii="Malgun Gothic" w:hAnsi="Malgun Gothic" w:eastAsia="Malgun Gothic" w:cs="Malgun Gothic"/>
+                <w:b w:val="0"/>
+                <w:bCs w:val="0"/>
+                <w:i w:val="0"/>
+                <w:iCs w:val="0"/>
+                <w:color w:val="6B6B6B"/>
+                <w:sz w:val="14"/>
+                <w:szCs w:val="14"/>
+                <w:u w:val="none"/>
+              </w:rPr>
+              <w:t xml:space="preserve">조동사 can + 주어 + hold</w:t>
+            </w:r>
+          </w:p>
+        </w:tc>
+      </w:tr>
+      <w:tr>
+        <w:tc>
+          <w:tcPr>
+            <w:tcW w:type="dxa" w:w="380"/>
+            <w:tcBorders>
+              <w:top w:val="single" w:color="BFC7D5" w:sz="2"/>
+              <w:left w:val="single" w:color="BFC7D5" w:sz="2"/>
+              <w:bottom w:val="single" w:color="BFC7D5" w:sz="2"/>
+              <w:right w:val="single" w:color="BFC7D5" w:sz="2"/>
+            </w:tcBorders>
+          </w:tcPr>
+          <w:p>
+            <w:pPr>
+              <w:spacing w:before="0" w:after="0" w:line="170" w:lineRule="exact"/>
+            </w:pPr>
+            <w:r>
+              <w:rPr>
+                <w:rFonts w:ascii="Malgun Gothic" w:hAnsi="Malgun Gothic" w:eastAsia="Malgun Gothic" w:cs="Malgun Gothic"/>
+                <w:b/>
+                <w:bCs/>
+                <w:i w:val="0"/>
+                <w:iCs w:val="0"/>
+                <w:color w:val="1F3864"/>
+                <w:sz w:val="14"/>
+                <w:szCs w:val="14"/>
+                <w:u w:val="none"/>
+              </w:rPr>
+              <w:t xml:space="preserve">12</w:t>
+            </w:r>
+          </w:p>
+        </w:tc>
+        <w:tc>
+          <w:tcPr>
+            <w:tcW w:type="dxa" w:w="1873"/>
+            <w:tcBorders>
+              <w:top w:val="single" w:color="BFC7D5" w:sz="2"/>
+              <w:left w:val="single" w:color="BFC7D5" w:sz="2"/>
+              <w:bottom w:val="single" w:color="BFC7D5" w:sz="2"/>
+              <w:right w:val="single" w:color="BFC7D5" w:sz="2"/>
+            </w:tcBorders>
+          </w:tcPr>
+          <w:p>
+            <w:pPr>
+              <w:spacing w:before="0" w:after="0" w:line="170" w:lineRule="exact"/>
+            </w:pPr>
+            <w:r>
+              <w:rPr>
+                <w:rFonts w:ascii="Malgun Gothic" w:hAnsi="Malgun Gothic" w:eastAsia="Malgun Gothic" w:cs="Malgun Gothic"/>
+                <w:b/>
+                <w:bCs/>
+                <w:i w:val="0"/>
+                <w:iCs w:val="0"/>
+                <w:color w:val="B71C1C"/>
+                <w:sz w:val="14"/>
+                <w:szCs w:val="14"/>
+                <w:u w:val="none"/>
+              </w:rPr>
+              <w:t xml:space="preserve">runs so fast</w:t>
+            </w:r>
+          </w:p>
+        </w:tc>
+        <w:tc>
+          <w:tcPr>
+            <w:tcW w:type="dxa" w:w="2889"/>
+            <w:tcBorders>
+              <w:top w:val="single" w:color="BFC7D5" w:sz="2"/>
+              <w:left w:val="single" w:color="BFC7D5" w:sz="2"/>
+              <w:bottom w:val="single" w:color="BFC7D5" w:sz="2"/>
+              <w:right w:val="single" w:color="BFC7D5" w:sz="2"/>
+            </w:tcBorders>
+          </w:tcPr>
+          <w:p>
+            <w:pPr>
+              <w:spacing w:before="0" w:after="0" w:line="170" w:lineRule="exact"/>
+            </w:pPr>
+            <w:r>
+              <w:rPr>
+                <w:rFonts w:ascii="Malgun Gothic" w:hAnsi="Malgun Gothic" w:eastAsia="Malgun Gothic" w:cs="Malgun Gothic"/>
+                <w:b w:val="0"/>
+                <w:bCs w:val="0"/>
+                <w:i w:val="0"/>
+                <w:iCs w:val="0"/>
+                <w:color w:val="6B6B6B"/>
+                <w:sz w:val="14"/>
+                <w:szCs w:val="14"/>
+                <w:u w:val="none"/>
+              </w:rPr>
+              <w:t xml:space="preserve">원래 어순: does + run → runs</w:t>
             </w:r>
           </w:p>
         </w:tc>
